--- a/prosedurler/EMS.QA.PRO.02.10. Customer Complaint Handling Procedure.docx
+++ b/prosedurler/EMS.QA.PRO.02.10. Customer Complaint Handling Procedure.docx
@@ -2826,69 +2826,6 @@
                 <w:color w:val="000000"/>
                 <w:lang w:val="en-GB" w:eastAsia="en-GB"/>
               </w:rPr>
-              <w:drawing>
-                <wp:anchor distT="0" distB="0" distL="114300" distR="114300" simplePos="0" relativeHeight="251658240" behindDoc="0" locked="0" layoutInCell="1" allowOverlap="1" wp14:anchorId="168E1990" wp14:editId="230A926C">
-                  <wp:simplePos x="0" y="0"/>
-                  <wp:positionH relativeFrom="column">
-                    <wp:posOffset>-143510</wp:posOffset>
-                  </wp:positionH>
-                  <wp:positionV relativeFrom="paragraph">
-                    <wp:posOffset>153670</wp:posOffset>
-                  </wp:positionV>
-                  <wp:extent cx="1569720" cy="1046480"/>
-                  <wp:effectExtent l="0" t="0" r="0" b="0"/>
-                  <wp:wrapNone/>
-                  <wp:docPr id="1968470152" name="Resim 1"/>
-                  <wp:cNvGraphicFramePr>
-                    <a:graphicFrameLocks xmlns:a="http://schemas.openxmlformats.org/drawingml/2006/main" noChangeAspect="1"/>
-                  </wp:cNvGraphicFramePr>
-                  <a:graphic xmlns:a="http://schemas.openxmlformats.org/drawingml/2006/main">
-                    <a:graphicData uri="http://schemas.openxmlformats.org/drawingml/2006/picture">
-                      <pic:pic xmlns:pic="http://schemas.openxmlformats.org/drawingml/2006/picture">
-                        <pic:nvPicPr>
-                          <pic:cNvPr id="1968470152" name="Resim 1968470152"/>
-                          <pic:cNvPicPr/>
-                        </pic:nvPicPr>
-                        <pic:blipFill>
-                          <a:blip r:embed="rId9" cstate="print">
-                            <a:extLst>
-                              <a:ext uri="{28A0092B-C50C-407E-A947-70E740481C1C}">
-                                <a14:useLocalDpi xmlns:a14="http://schemas.microsoft.com/office/drawing/2010/main" val="0"/>
-                              </a:ext>
-                            </a:extLst>
-                          </a:blip>
-                          <a:stretch>
-                            <a:fillRect/>
-                          </a:stretch>
-                        </pic:blipFill>
-                        <pic:spPr>
-                          <a:xfrm>
-                            <a:off x="0" y="0"/>
-                            <a:ext cx="1569720" cy="1046480"/>
-                          </a:xfrm>
-                          <a:prstGeom prst="rect">
-                            <a:avLst/>
-                          </a:prstGeom>
-                        </pic:spPr>
-                      </pic:pic>
-                    </a:graphicData>
-                  </a:graphic>
-                  <wp14:sizeRelH relativeFrom="page">
-                    <wp14:pctWidth>0</wp14:pctWidth>
-                  </wp14:sizeRelH>
-                  <wp14:sizeRelV relativeFrom="page">
-                    <wp14:pctHeight>0</wp14:pctHeight>
-                  </wp14:sizeRelV>
-                </wp:anchor>
-              </w:drawing>
-            </w:r>
-            <w:r>
-              <w:rPr>
-                <w:rFonts w:ascii="Calibri" w:eastAsia="Times New Roman" w:hAnsi="Calibri" w:cs="Calibri"/>
-                <w:noProof/>
-                <w:color w:val="000000"/>
-                <w:lang w:val="en-GB" w:eastAsia="en-GB"/>
-              </w:rPr>
               <w:t>Kalite Güvence Müdürü</w:t>
             </w:r>
           </w:p>
@@ -2928,7 +2865,7 @@
                 <w:szCs w:val="18"/>
                 <w:lang w:val="en-GB" w:eastAsia="en-GB"/>
               </w:rPr>
-              <w:t>ABDULLAH BAYDOGAN</w:t>
+              <w:t>ABDULLAH BAYDOĞAN</w:t>
             </w:r>
           </w:p>
         </w:tc>
@@ -3094,7 +3031,7 @@
               <w:bottom w:val="single" w:sz="4" w:space="0" w:color="auto"/>
               <w:right w:val="single" w:sz="4" w:space="0" w:color="auto"/>
             </w:tcBorders>
-            <w:vAlign w:val="bottom"/>
+            <w:vAlign w:val="center"/>
           </w:tcPr>
           <w:p>
             <w:pPr>
@@ -3106,6 +3043,43 @@
                 <w:lang w:val="en-GB" w:eastAsia="en-GB"/>
               </w:rPr>
             </w:pPr>
+            <w:r>
+              <w:drawing>
+                <wp:inline distT="0" distB="0" distL="0" distR="0">
+                  <wp:extent cx="659218" cy="566928"/>
+                  <wp:effectExtent l="0" t="0" r="0" b="0"/>
+                  <wp:docPr id="900102" name="Imza Ali Kaan Genc"/>
+                  <wp:cNvGraphicFramePr>
+                    <a:graphicFrameLocks xmlns:a="http://schemas.openxmlformats.org/drawingml/2006/main" noChangeAspect="1"/>
+                  </wp:cNvGraphicFramePr>
+                  <a:graphic xmlns:a="http://schemas.openxmlformats.org/drawingml/2006/main">
+                    <a:graphicData uri="http://schemas.openxmlformats.org/drawingml/2006/picture">
+                      <pic:pic xmlns:pic="http://schemas.openxmlformats.org/drawingml/2006/picture">
+                        <pic:nvPicPr>
+                          <pic:cNvPr id="900102" name="Imza Ali Kaan Genc"/>
+                          <pic:cNvPicPr/>
+                        </pic:nvPicPr>
+                        <pic:blipFill>
+                          <a:blip r:embed="sigAliKaan"/>
+                          <a:stretch>
+                            <a:fillRect/>
+                          </a:stretch>
+                        </pic:blipFill>
+                        <pic:spPr>
+                          <a:xfrm>
+                            <a:off x="0" y="0"/>
+                            <a:ext cx="659218" cy="566928"/>
+                          </a:xfrm>
+                          <a:prstGeom prst="rect">
+                            <a:avLst/>
+                          </a:prstGeom>
+                        </pic:spPr>
+                      </pic:pic>
+                    </a:graphicData>
+                  </a:graphic>
+                </wp:inline>
+              </w:drawing>
+            </w:r>
           </w:p>
         </w:tc>
         <w:tc>
@@ -3142,7 +3116,7 @@
               <w:bottom w:val="single" w:sz="4" w:space="0" w:color="auto"/>
               <w:right w:val="single" w:sz="4" w:space="0" w:color="auto"/>
             </w:tcBorders>
-            <w:vAlign w:val="bottom"/>
+            <w:vAlign w:val="center"/>
           </w:tcPr>
           <w:p>
             <w:pPr>
@@ -3154,6 +3128,43 @@
                 <w:lang w:val="en-GB" w:eastAsia="en-GB"/>
               </w:rPr>
             </w:pPr>
+            <w:r>
+              <w:drawing>
+                <wp:inline distT="0" distB="0" distL="0" distR="0">
+                  <wp:extent cx="850392" cy="566928"/>
+                  <wp:effectExtent l="0" t="0" r="0" b="0"/>
+                  <wp:docPr id="900104" name="Imza Abdullah Baydogan"/>
+                  <wp:cNvGraphicFramePr>
+                    <a:graphicFrameLocks xmlns:a="http://schemas.openxmlformats.org/drawingml/2006/main" noChangeAspect="1"/>
+                  </wp:cNvGraphicFramePr>
+                  <a:graphic xmlns:a="http://schemas.openxmlformats.org/drawingml/2006/main">
+                    <a:graphicData uri="http://schemas.openxmlformats.org/drawingml/2006/picture">
+                      <pic:pic xmlns:pic="http://schemas.openxmlformats.org/drawingml/2006/picture">
+                        <pic:nvPicPr>
+                          <pic:cNvPr id="900104" name="Imza Abdullah Baydogan"/>
+                          <pic:cNvPicPr/>
+                        </pic:nvPicPr>
+                        <pic:blipFill>
+                          <a:blip r:embed="rId9"/>
+                          <a:stretch>
+                            <a:fillRect/>
+                          </a:stretch>
+                        </pic:blipFill>
+                        <pic:spPr>
+                          <a:xfrm>
+                            <a:off x="0" y="0"/>
+                            <a:ext cx="850392" cy="566928"/>
+                          </a:xfrm>
+                          <a:prstGeom prst="rect">
+                            <a:avLst/>
+                          </a:prstGeom>
+                        </pic:spPr>
+                      </pic:pic>
+                    </a:graphicData>
+                  </a:graphic>
+                </wp:inline>
+              </w:drawing>
+            </w:r>
           </w:p>
         </w:tc>
         <w:tc>
@@ -3190,7 +3201,7 @@
               <w:bottom w:val="single" w:sz="4" w:space="0" w:color="auto"/>
               <w:right w:val="single" w:sz="4" w:space="0" w:color="auto"/>
             </w:tcBorders>
-            <w:vAlign w:val="bottom"/>
+            <w:vAlign w:val="center"/>
           </w:tcPr>
           <w:p>
             <w:pPr>
@@ -3202,6 +3213,43 @@
                 <w:lang w:val="en-GB" w:eastAsia="en-GB"/>
               </w:rPr>
             </w:pPr>
+            <w:r>
+              <w:drawing>
+                <wp:inline distT="0" distB="0" distL="0" distR="0">
+                  <wp:extent cx="944879" cy="566928"/>
+                  <wp:effectExtent l="0" t="0" r="0" b="0"/>
+                  <wp:docPr id="900106" name="Imza Fatih Salbars"/>
+                  <wp:cNvGraphicFramePr>
+                    <a:graphicFrameLocks xmlns:a="http://schemas.openxmlformats.org/drawingml/2006/main" noChangeAspect="1"/>
+                  </wp:cNvGraphicFramePr>
+                  <a:graphic xmlns:a="http://schemas.openxmlformats.org/drawingml/2006/main">
+                    <a:graphicData uri="http://schemas.openxmlformats.org/drawingml/2006/picture">
+                      <pic:pic xmlns:pic="http://schemas.openxmlformats.org/drawingml/2006/picture">
+                        <pic:nvPicPr>
+                          <pic:cNvPr id="900106" name="Imza Fatih Salbars"/>
+                          <pic:cNvPicPr/>
+                        </pic:nvPicPr>
+                        <pic:blipFill>
+                          <a:blip r:embed="sigFatih"/>
+                          <a:stretch>
+                            <a:fillRect/>
+                          </a:stretch>
+                        </pic:blipFill>
+                        <pic:spPr>
+                          <a:xfrm>
+                            <a:off x="0" y="0"/>
+                            <a:ext cx="944879" cy="566928"/>
+                          </a:xfrm>
+                          <a:prstGeom prst="rect">
+                            <a:avLst/>
+                          </a:prstGeom>
+                        </pic:spPr>
+                      </pic:pic>
+                    </a:graphicData>
+                  </a:graphic>
+                </wp:inline>
+              </w:drawing>
+            </w:r>
           </w:p>
         </w:tc>
       </w:tr>

--- a/prosedurler/EMS.QA.PRO.02.10. Customer Complaint Handling Procedure.docx
+++ b/prosedurler/EMS.QA.PRO.02.10. Customer Complaint Handling Procedure.docx
@@ -32,7 +32,7 @@
           <w:sz w:val="24"/>
           <w:szCs w:val="24"/>
         </w:rPr>
-        <w:t xml:space="preserve">This procedure defines how customer complaints about product quality, safety, delivery or documentation are received, recorded, investigated, answered and closed at Eroglu Knitting (EMS), so that customers receive a timely response and the same problems do not recur.</w:t>
+        <w:t xml:space="preserve">This procedure defines how customer complaints about product quality, safety, delivery or documentation are received, recorded, investigated, answered and closed at Eroglu Knitting (EMS), so that customers receive a timely response and the same problems do not recur, in line with ISO 9001:2015 clauses 9.1.2, 8.2.1 and 10.2 and the guidance of ISO 10002.</w:t>
       </w:r>
     </w:p>
     <w:p>
@@ -73,7 +73,7 @@
           <w:sz w:val="24"/>
           <w:szCs w:val="24"/>
         </w:rPr>
-        <w:t xml:space="preserve">This procedure covers all written or verbal complaints, claims and chargebacks received from customers, their agents or third-party inspection companies about products produced or shipped by EMS, including products made by subcontractors.</w:t>
+        <w:t xml:space="preserve">This procedure covers all written or verbal complaints, claims, returns and chargebacks received from customers, their agents or third-party inspection companies about products produced or shipped by EMS, including products made by subcontractors, as well as dissatisfaction expressed during customer audits.</w:t>
       </w:r>
     </w:p>
     <w:p>
@@ -226,6 +226,74 @@
           <w:sz w:val="24"/>
           <w:szCs w:val="24"/>
         </w:rPr>
+        <w:t xml:space="preserve">8D Team Leader:</w:t>
+      </w:r>
+      <w:r>
+        <w:rPr>
+          <w:rFonts w:ascii="Calibri" w:hAnsi="Calibri" w:cs="Arial"/>
+          <w:sz w:val="24"/>
+          <w:szCs w:val="24"/>
+        </w:rPr>
+        <w:t xml:space="preserve"> Coordinates the analysis and the preparation of the report.</w:t>
+      </w:r>
+    </w:p>
+    <w:p>
+      <w:pPr>
+        <w:pStyle w:val="ListeParagraf"/>
+        <w:spacing w:after="80"/>
+        <w:ind w:left="709" w:right="0"/>
+        <w:jc w:val="both"/>
+      </w:pPr>
+      <w:r>
+        <w:rPr>
+          <w:rFonts w:ascii="Calibri" w:hAnsi="Calibri" w:cs="Arial"/>
+          <w:sz w:val="24"/>
+          <w:szCs w:val="24"/>
+        </w:rPr>
+        <w:t xml:space="preserve">• </w:t>
+      </w:r>
+      <w:r>
+        <w:rPr>
+          <w:rFonts w:ascii="Calibri" w:hAnsi="Calibri" w:cs="Arial"/>
+          <w:b/>
+          <w:bCs/>
+          <w:sz w:val="24"/>
+          <w:szCs w:val="24"/>
+        </w:rPr>
+        <w:t xml:space="preserve">Planning and Shipping:</w:t>
+      </w:r>
+      <w:r>
+        <w:rPr>
+          <w:rFonts w:ascii="Calibri" w:hAnsi="Calibri" w:cs="Arial"/>
+          <w:sz w:val="24"/>
+          <w:szCs w:val="24"/>
+        </w:rPr>
+        <w:t xml:space="preserve"> Ensure traceability of stock and goods in transit and arrange replacement shipments.</w:t>
+      </w:r>
+    </w:p>
+    <w:p>
+      <w:pPr>
+        <w:pStyle w:val="ListeParagraf"/>
+        <w:spacing w:after="80"/>
+        <w:ind w:left="709" w:right="0"/>
+        <w:jc w:val="both"/>
+      </w:pPr>
+      <w:r>
+        <w:rPr>
+          <w:rFonts w:ascii="Calibri" w:hAnsi="Calibri" w:cs="Arial"/>
+          <w:sz w:val="24"/>
+          <w:szCs w:val="24"/>
+        </w:rPr>
+        <w:t xml:space="preserve">• </w:t>
+      </w:r>
+      <w:r>
+        <w:rPr>
+          <w:rFonts w:ascii="Calibri" w:hAnsi="Calibri" w:cs="Arial"/>
+          <w:b/>
+          <w:bCs/>
+          <w:sz w:val="24"/>
+          <w:szCs w:val="24"/>
+        </w:rPr>
         <w:t xml:space="preserve">General Manager:</w:t>
       </w:r>
       <w:r>
@@ -234,7 +302,7 @@
           <w:sz w:val="24"/>
           <w:szCs w:val="24"/>
         </w:rPr>
-        <w:t xml:space="preserve"> Approves commercial decisions such as replacement, discount or compensation.</w:t>
+        <w:t xml:space="preserve"> Approves commercial decisions such as replacement, discount or compensation and is informed of critical complaints.</w:t>
       </w:r>
     </w:p>
     <w:p>
@@ -405,6 +473,74 @@
         <w:ind w:left="709" w:right="0"/>
         <w:jc w:val="both"/>
       </w:pPr>
+      <w:r>
+        <w:rPr>
+          <w:rFonts w:ascii="Calibri" w:hAnsi="Calibri" w:cs="Arial"/>
+          <w:sz w:val="24"/>
+          <w:szCs w:val="24"/>
+        </w:rPr>
+        <w:t xml:space="preserve">• </w:t>
+      </w:r>
+      <w:r>
+        <w:rPr>
+          <w:rFonts w:ascii="Calibri" w:hAnsi="Calibri" w:cs="Arial"/>
+          <w:b/>
+          <w:bCs/>
+          <w:sz w:val="24"/>
+          <w:szCs w:val="24"/>
+        </w:rPr>
+        <w:t xml:space="preserve">Escape Cause:</w:t>
+      </w:r>
+      <w:r>
+        <w:rPr>
+          <w:rFonts w:ascii="Calibri" w:hAnsi="Calibri" w:cs="Arial"/>
+          <w:sz w:val="24"/>
+          <w:szCs w:val="24"/>
+        </w:rPr>
+        <w:t xml:space="preserve"> The reason why the defect was not detected by the controls before shipment.</w:t>
+      </w:r>
+    </w:p>
+    <w:p>
+      <w:pPr>
+        <w:pStyle w:val="ListeParagraf"/>
+        <w:spacing w:after="80"/>
+        <w:ind w:left="709" w:right="0"/>
+        <w:jc w:val="both"/>
+      </w:pPr>
+      <w:r>
+        <w:rPr>
+          <w:rFonts w:ascii="Calibri" w:hAnsi="Calibri" w:cs="Arial"/>
+          <w:sz w:val="24"/>
+          <w:szCs w:val="24"/>
+        </w:rPr>
+        <w:t xml:space="preserve">• </w:t>
+      </w:r>
+      <w:r>
+        <w:rPr>
+          <w:rFonts w:ascii="Calibri" w:hAnsi="Calibri" w:cs="Arial"/>
+          <w:b/>
+          <w:bCs/>
+          <w:sz w:val="24"/>
+          <w:szCs w:val="24"/>
+        </w:rPr>
+        <w:t xml:space="preserve">PPM:</w:t>
+      </w:r>
+      <w:r>
+        <w:rPr>
+          <w:rFonts w:ascii="Calibri" w:hAnsi="Calibri" w:cs="Arial"/>
+          <w:sz w:val="24"/>
+          <w:szCs w:val="24"/>
+        </w:rPr>
+        <w:t xml:space="preserve"> Number of complained pieces per million pieces shipped.</w:t>
+      </w:r>
+    </w:p>
+    <w:p>
+      <w:pPr>
+        <w:pStyle w:val="ListeParagraf"/>
+        <w:spacing w:after="80"/>
+        <w:ind w:left="709" w:right="0"/>
+        <w:jc w:val="both"/>
+      </w:pPr>
     </w:p>
     <w:p>
       <w:pPr>
@@ -485,7 +621,23 @@
           <w:sz w:val="24"/>
           <w:szCs w:val="24"/>
         </w:rPr>
-        <w:t xml:space="preserve">1.3. The customer is informed that the complaint has been received within 1 working day.</w:t>
+        <w:t xml:space="preserve">1.3. The customer is informed that the complaint has been received within 1 working day, and the name of the responsible person is given.</w:t>
+      </w:r>
+    </w:p>
+    <w:p>
+      <w:pPr>
+        <w:pStyle w:val="ListeParagraf"/>
+        <w:spacing w:after="80"/>
+        <w:ind w:left="709" w:right="0"/>
+        <w:jc w:val="both"/>
+      </w:pPr>
+      <w:r>
+        <w:rPr>
+          <w:rFonts w:ascii="Calibri" w:hAnsi="Calibri" w:cs="Arial"/>
+          <w:sz w:val="24"/>
+          <w:szCs w:val="24"/>
+        </w:rPr>
+        <w:t xml:space="preserve">1.4. A complaint is registered on the same day whichever channel it comes from (e-mail, telephone, visit, audit), so that one record exists for all channels.</w:t>
       </w:r>
     </w:p>
     <w:p>
@@ -542,20 +694,10 @@
       <w:r>
         <w:rPr>
           <w:rFonts w:ascii="Calibri" w:hAnsi="Calibri" w:cs="Arial"/>
-          <w:b/>
-          <w:bCs/>
-          <w:sz w:val="24"/>
-          <w:szCs w:val="24"/>
-        </w:rPr>
-        <w:t xml:space="preserve">Critical:</w:t>
-      </w:r>
-      <w:r>
-        <w:rPr>
-          <w:rFonts w:ascii="Calibri" w:hAnsi="Calibri" w:cs="Arial"/>
-          <w:sz w:val="24"/>
-          <w:szCs w:val="24"/>
-        </w:rPr>
-        <w:t xml:space="preserve"> Product safety issues (broken needle, sharp object, choking hazard), RSL/chemical failures or legal labelling errors – containment within 24 hours.</w:t>
+          <w:sz w:val="24"/>
+          <w:szCs w:val="24"/>
+        </w:rPr>
+        <w:t xml:space="preserve">Critical: Product safety issues (broken needle, sharp object, choking hazard), RSL/chemical failures or legal labelling errors – containment within 24 hours.</w:t>
       </w:r>
     </w:p>
     <w:p>
@@ -571,20 +713,10 @@
       <w:r>
         <w:rPr>
           <w:rFonts w:ascii="Calibri" w:hAnsi="Calibri" w:cs="Arial"/>
-          <w:b/>
-          <w:bCs/>
-          <w:sz w:val="24"/>
-          <w:szCs w:val="24"/>
-        </w:rPr>
-        <w:t xml:space="preserve">Major:</w:t>
-      </w:r>
-      <w:r>
-        <w:rPr>
-          <w:rFonts w:ascii="Calibri" w:hAnsi="Calibri" w:cs="Arial"/>
-          <w:sz w:val="24"/>
-          <w:szCs w:val="24"/>
-        </w:rPr>
-        <w:t xml:space="preserve"> Quality defects affecting saleability, wrong quantity or wrong packing – first response within 2 working days.</w:t>
+          <w:sz w:val="24"/>
+          <w:szCs w:val="24"/>
+        </w:rPr>
+        <w:t xml:space="preserve">Major: Quality defects affecting saleability, wrong quantity or wrong packing – first response within 2 working days.</w:t>
       </w:r>
     </w:p>
     <w:p>
@@ -600,20 +732,51 @@
       <w:r>
         <w:rPr>
           <w:rFonts w:ascii="Calibri" w:hAnsi="Calibri" w:cs="Arial"/>
+          <w:sz w:val="24"/>
+          <w:szCs w:val="24"/>
+        </w:rPr>
+        <w:t xml:space="preserve">Minor: Defects with limited effect on the product or documentation errors – first response within 5 working days.</w:t>
+      </w:r>
+    </w:p>
+    <w:p>
+      <w:pPr>
+        <w:pStyle w:val="ListeParagraf"/>
+        <w:spacing w:after="80"/>
+        <w:ind w:left="709" w:right="0"/>
+        <w:jc w:val="both"/>
+      </w:pPr>
+      <w:r>
+        <w:rPr>
+          <w:rFonts w:ascii="Calibri" w:hAnsi="Calibri" w:cs="Arial"/>
+          <w:sz w:val="24"/>
+          <w:szCs w:val="24"/>
+        </w:rPr>
+        <w:t xml:space="preserve">2.2. Critical complaints are reported immediately to the General Manager and, when product recall is needed, EMS.QA.PRO.02.08. is applied.</w:t>
+      </w:r>
+    </w:p>
+    <w:p>
+      <w:pPr>
+        <w:pStyle w:val="ListeParagraf"/>
+        <w:spacing w:after="80"/>
+        <w:ind w:left="709" w:right="0"/>
+        <w:jc w:val="both"/>
+      </w:pPr>
+    </w:p>
+    <w:p>
+      <w:pPr>
+        <w:pStyle w:val="ListeParagraf"/>
+        <w:spacing w:before="120" w:after="60"/>
+        <w:ind w:left="709" w:right="0"/>
+      </w:pPr>
+      <w:r>
+        <w:rPr>
+          <w:rFonts w:ascii="Calibri" w:hAnsi="Calibri" w:cs="Arial"/>
           <w:b/>
           <w:bCs/>
           <w:sz w:val="24"/>
           <w:szCs w:val="24"/>
         </w:rPr>
-        <w:t xml:space="preserve">Minor:</w:t>
-      </w:r>
-      <w:r>
-        <w:rPr>
-          <w:rFonts w:ascii="Calibri" w:hAnsi="Calibri" w:cs="Arial"/>
-          <w:sz w:val="24"/>
-          <w:szCs w:val="24"/>
-        </w:rPr>
-        <w:t xml:space="preserve"> Defects with limited effect on the product or documentation errors – first response within 5 working days.</w:t>
+        <w:t xml:space="preserve">3. INVESTIGATION AND CONTAINMENT</w:t>
       </w:r>
     </w:p>
     <w:p>
@@ -629,7 +792,71 @@
           <w:sz w:val="24"/>
           <w:szCs w:val="24"/>
         </w:rPr>
-        <w:t xml:space="preserve">2.2. Critical complaints are reported immediately to the General Manager and, when product recall is needed, EMS.QA.PRO.02.08. is applied.</w:t>
+        <w:t xml:space="preserve">3.1. The Quality Assurance Manager forms a team with the related departments and checks the production, inspection and test records of the order using the traceability records.</w:t>
+      </w:r>
+    </w:p>
+    <w:p>
+      <w:pPr>
+        <w:pStyle w:val="ListeParagraf"/>
+        <w:spacing w:after="80"/>
+        <w:ind w:left="709" w:right="0"/>
+        <w:jc w:val="both"/>
+      </w:pPr>
+      <w:r>
+        <w:rPr>
+          <w:rFonts w:ascii="Calibri" w:hAnsi="Calibri" w:cs="Arial"/>
+          <w:sz w:val="24"/>
+          <w:szCs w:val="24"/>
+        </w:rPr>
+        <w:t xml:space="preserve">3.2. Containment actions are taken, such as holding stock, re-inspecting goods in the warehouse or checking other orders made with the same material or on the same line. Goods in stock, in production and in transit from the same lot are screened within 24 hours.</w:t>
+      </w:r>
+    </w:p>
+    <w:p>
+      <w:pPr>
+        <w:pStyle w:val="ListeParagraf"/>
+        <w:spacing w:after="80"/>
+        <w:ind w:left="709" w:right="0"/>
+        <w:jc w:val="both"/>
+      </w:pPr>
+      <w:r>
+        <w:rPr>
+          <w:rFonts w:ascii="Calibri" w:hAnsi="Calibri" w:cs="Arial"/>
+          <w:sz w:val="24"/>
+          <w:szCs w:val="24"/>
+        </w:rPr>
+        <w:t xml:space="preserve">3.3. The root cause is found using methods such as 5 Whys or fishbone diagram.</w:t>
+      </w:r>
+    </w:p>
+    <w:p>
+      <w:pPr>
+        <w:pStyle w:val="ListeParagraf"/>
+        <w:spacing w:after="80"/>
+        <w:ind w:left="709" w:right="0"/>
+        <w:jc w:val="both"/>
+      </w:pPr>
+      <w:r>
+        <w:rPr>
+          <w:rFonts w:ascii="Calibri" w:hAnsi="Calibri" w:cs="Arial"/>
+          <w:sz w:val="24"/>
+          <w:szCs w:val="24"/>
+        </w:rPr>
+        <w:t xml:space="preserve">3.4. Both the occurrence cause (why the defect was made) and the escape cause (why it was not caught by inspection) are investigated and proved with data; the result is recorded on the root cause analysis form.</w:t>
+      </w:r>
+    </w:p>
+    <w:p>
+      <w:pPr>
+        <w:pStyle w:val="ListeParagraf"/>
+        <w:spacing w:after="80"/>
+        <w:ind w:left="709" w:right="0"/>
+        <w:jc w:val="both"/>
+      </w:pPr>
+      <w:r>
+        <w:rPr>
+          <w:rFonts w:ascii="Calibri" w:hAnsi="Calibri" w:cs="Arial"/>
+          <w:sz w:val="24"/>
+          <w:szCs w:val="24"/>
+        </w:rPr>
+        <w:t xml:space="preserve">3.5. For the goods already at the customer, sorting, repair, replacement or return is agreed with the customer.</w:t>
       </w:r>
     </w:p>
     <w:p>
@@ -654,7 +881,7 @@
           <w:sz w:val="24"/>
           <w:szCs w:val="24"/>
         </w:rPr>
-        <w:t xml:space="preserve">3. INVESTIGATION AND CONTAINMENT</w:t>
+        <w:t xml:space="preserve">4. CORRECTIVE ACTION AND RESPONSE</w:t>
       </w:r>
     </w:p>
     <w:p>
@@ -670,7 +897,7 @@
           <w:sz w:val="24"/>
           <w:szCs w:val="24"/>
         </w:rPr>
-        <w:t xml:space="preserve">3.1. The Quality Assurance Manager forms a team with the related departments and checks the production, inspection and test records of the order using the traceability records.</w:t>
+        <w:t xml:space="preserve">4.1. Corrective actions with responsible persons and target dates are defined and recorded in the 8D report. Every customer complaint opens a corrective action (CAPA).</w:t>
       </w:r>
     </w:p>
     <w:p>
@@ -686,7 +913,7 @@
           <w:sz w:val="24"/>
           <w:szCs w:val="24"/>
         </w:rPr>
-        <w:t xml:space="preserve">3.2. Containment actions are taken, such as holding stock, re-inspecting goods in the warehouse or checking other orders made with the same material or on the same line.</w:t>
+        <w:t xml:space="preserve">4.2. The 8D report is sent to the customer within the agreed time, normally within 10 working days; the containment response is given within 24 hours.</w:t>
       </w:r>
     </w:p>
     <w:p>
@@ -702,7 +929,39 @@
           <w:sz w:val="24"/>
           <w:szCs w:val="24"/>
         </w:rPr>
-        <w:t xml:space="preserve">3.3. The root cause is found using methods such as 5 Whys or fishbone diagram.</w:t>
+        <w:t xml:space="preserve">4.3. Commercial decisions (replacement, repair, discount or chargeback acceptance) are agreed with the customer after approval of the General Manager.</w:t>
+      </w:r>
+    </w:p>
+    <w:p>
+      <w:pPr>
+        <w:pStyle w:val="ListeParagraf"/>
+        <w:spacing w:after="80"/>
+        <w:ind w:left="709" w:right="0"/>
+        <w:jc w:val="both"/>
+      </w:pPr>
+      <w:r>
+        <w:rPr>
+          <w:rFonts w:ascii="Calibri" w:hAnsi="Calibri" w:cs="Arial"/>
+          <w:sz w:val="24"/>
+          <w:szCs w:val="24"/>
+        </w:rPr>
+        <w:t xml:space="preserve">4.4. Where needed, work instructions, inspection points, training or supplier requirements are updated, and the corrective action is extended to similar products, lines and processes; risk assessments are updated.</w:t>
+      </w:r>
+    </w:p>
+    <w:p>
+      <w:pPr>
+        <w:pStyle w:val="ListeParagraf"/>
+        <w:spacing w:after="80"/>
+        <w:ind w:left="709" w:right="0"/>
+        <w:jc w:val="both"/>
+      </w:pPr>
+      <w:r>
+        <w:rPr>
+          <w:rFonts w:ascii="Calibri" w:hAnsi="Calibri" w:cs="Arial"/>
+          <w:sz w:val="24"/>
+          <w:szCs w:val="24"/>
+        </w:rPr>
+        <w:t xml:space="preserve">4.5. If the cause lies with a supplier or subcontractor, an 8D report is requested from them in line with the supplier evaluation procedures.</w:t>
       </w:r>
     </w:p>
     <w:p>
@@ -727,7 +986,7 @@
           <w:sz w:val="24"/>
           <w:szCs w:val="24"/>
         </w:rPr>
-        <w:t xml:space="preserve">4. CORRECTIVE ACTION AND RESPONSE</w:t>
+        <w:t xml:space="preserve">5. VERIFICATION AND CLOSURE</w:t>
       </w:r>
     </w:p>
     <w:p>
@@ -743,7 +1002,7 @@
           <w:sz w:val="24"/>
           <w:szCs w:val="24"/>
         </w:rPr>
-        <w:t xml:space="preserve">4.1. Corrective actions with responsible persons and target dates are defined and recorded in the 8D report.</w:t>
+        <w:t xml:space="preserve">5.1. Quality verifies the effectiveness of the corrective actions on the next production or shipments of the same customer or product type.</w:t>
       </w:r>
     </w:p>
     <w:p>
@@ -759,7 +1018,7 @@
           <w:sz w:val="24"/>
           <w:szCs w:val="24"/>
         </w:rPr>
-        <w:t xml:space="preserve">4.2. The 8D report is sent to the customer within the agreed time, normally within 10 working days.</w:t>
+        <w:t xml:space="preserve">5.2. The complaint is closed in the register only after the actions are verified as effective and the customer has been informed; the closure form is signed and the evidence is attached. If the customer does not accept the response, the analysis is reopened.</w:t>
       </w:r>
     </w:p>
     <w:p>
@@ -775,80 +1034,7 @@
           <w:sz w:val="24"/>
           <w:szCs w:val="24"/>
         </w:rPr>
-        <w:t xml:space="preserve">4.3. Commercial decisions (replacement, repair, discount or chargeback acceptance) are agreed with the customer after approval of the General Manager.</w:t>
-      </w:r>
-    </w:p>
-    <w:p>
-      <w:pPr>
-        <w:pStyle w:val="ListeParagraf"/>
-        <w:spacing w:after="80"/>
-        <w:ind w:left="709" w:right="0"/>
-        <w:jc w:val="both"/>
-      </w:pPr>
-      <w:r>
-        <w:rPr>
-          <w:rFonts w:ascii="Calibri" w:hAnsi="Calibri" w:cs="Arial"/>
-          <w:sz w:val="24"/>
-          <w:szCs w:val="24"/>
-        </w:rPr>
-        <w:t xml:space="preserve">4.4. Where needed, work instructions, inspection points, training or supplier requirements are updated.</w:t>
-      </w:r>
-    </w:p>
-    <w:p>
-      <w:pPr>
-        <w:pStyle w:val="ListeParagraf"/>
-        <w:spacing w:after="80"/>
-        <w:ind w:left="709" w:right="0"/>
-        <w:jc w:val="both"/>
-      </w:pPr>
-    </w:p>
-    <w:p>
-      <w:pPr>
-        <w:pStyle w:val="ListeParagraf"/>
-        <w:spacing w:before="120" w:after="60"/>
-        <w:ind w:left="709" w:right="0"/>
-      </w:pPr>
-      <w:r>
-        <w:rPr>
-          <w:rFonts w:ascii="Calibri" w:hAnsi="Calibri" w:cs="Arial"/>
-          <w:b/>
-          <w:bCs/>
-          <w:sz w:val="24"/>
-          <w:szCs w:val="24"/>
-        </w:rPr>
-        <w:t xml:space="preserve">5. VERIFICATION AND CLOSURE</w:t>
-      </w:r>
-    </w:p>
-    <w:p>
-      <w:pPr>
-        <w:pStyle w:val="ListeParagraf"/>
-        <w:spacing w:after="80"/>
-        <w:ind w:left="709" w:right="0"/>
-        <w:jc w:val="both"/>
-      </w:pPr>
-      <w:r>
-        <w:rPr>
-          <w:rFonts w:ascii="Calibri" w:hAnsi="Calibri" w:cs="Arial"/>
-          <w:sz w:val="24"/>
-          <w:szCs w:val="24"/>
-        </w:rPr>
-        <w:t xml:space="preserve">5.1. Quality verifies the effectiveness of the corrective actions on the next production or shipments of the same customer or product type.</w:t>
-      </w:r>
-    </w:p>
-    <w:p>
-      <w:pPr>
-        <w:pStyle w:val="ListeParagraf"/>
-        <w:spacing w:after="80"/>
-        <w:ind w:left="709" w:right="0"/>
-        <w:jc w:val="both"/>
-      </w:pPr>
-      <w:r>
-        <w:rPr>
-          <w:rFonts w:ascii="Calibri" w:hAnsi="Calibri" w:cs="Arial"/>
-          <w:sz w:val="24"/>
-          <w:szCs w:val="24"/>
-        </w:rPr>
-        <w:t xml:space="preserve">5.2. The complaint is closed in the register only after the actions are verified as effective and the customer has been informed.</w:t>
+        <w:t xml:space="preserve">5.3. The target closure time is 15 days; delayed complaints are escalated to the General Manager.</w:t>
       </w:r>
     </w:p>
     <w:p>
@@ -956,6 +1142,38 @@
         <w:ind w:left="709" w:right="0"/>
         <w:jc w:val="both"/>
       </w:pPr>
+      <w:r>
+        <w:rPr>
+          <w:rFonts w:ascii="Calibri" w:hAnsi="Calibri" w:cs="Arial"/>
+          <w:sz w:val="24"/>
+          <w:szCs w:val="24"/>
+        </w:rPr>
+        <w:t xml:space="preserve">6.2. Complaints are analysed monthly by type, customer, product, department and cause with a Pareto chart; repeated complaint types lead to a system-level corrective action.</w:t>
+      </w:r>
+    </w:p>
+    <w:p>
+      <w:pPr>
+        <w:pStyle w:val="ListeParagraf"/>
+        <w:spacing w:after="80"/>
+        <w:ind w:left="709" w:right="0"/>
+        <w:jc w:val="both"/>
+      </w:pPr>
+      <w:r>
+        <w:rPr>
+          <w:rFonts w:ascii="Calibri" w:hAnsi="Calibri" w:cs="Arial"/>
+          <w:sz w:val="24"/>
+          <w:szCs w:val="24"/>
+        </w:rPr>
+        <w:t xml:space="preserve">6.3. Examples of targets, to be updated according to company policy and customer specifications: first response within 24 hours, closure within 15 days, no repeated complaint in 12 months, at most 500 PPM.</w:t>
+      </w:r>
+    </w:p>
+    <w:p>
+      <w:pPr>
+        <w:pStyle w:val="ListeParagraf"/>
+        <w:spacing w:after="80"/>
+        <w:ind w:left="709" w:right="0"/>
+        <w:jc w:val="both"/>
+      </w:pPr>
     </w:p>
     <w:p>
       <w:pPr>
@@ -971,7 +1189,64 @@
           <w:sz w:val="24"/>
           <w:szCs w:val="24"/>
         </w:rPr>
-        <w:t xml:space="preserve">7. RELATED DOCUMENTS AND RECORDS</w:t>
+        <w:t xml:space="preserve">7. NONCONFORMITIES AND ESCALATION</w:t>
+      </w:r>
+    </w:p>
+    <w:p>
+      <w:pPr>
+        <w:pStyle w:val="ListeParagraf"/>
+        <w:spacing w:after="80"/>
+        <w:ind w:left="709" w:right="0"/>
+        <w:jc w:val="both"/>
+      </w:pPr>
+      <w:r>
+        <w:rPr>
+          <w:rFonts w:ascii="Calibri" w:hAnsi="Calibri" w:cs="Arial"/>
+          <w:sz w:val="24"/>
+          <w:szCs w:val="24"/>
+        </w:rPr>
+        <w:t xml:space="preserve">7.1. A second complaint on the same subject, a critical complaint or a complaint-related finding in a customer audit leads to a system-level corrective action and is reported to the General Manager.</w:t>
+      </w:r>
+    </w:p>
+    <w:p>
+      <w:pPr>
+        <w:pStyle w:val="ListeParagraf"/>
+        <w:spacing w:after="80"/>
+        <w:ind w:left="709" w:right="0"/>
+        <w:jc w:val="both"/>
+      </w:pPr>
+      <w:r>
+        <w:rPr>
+          <w:rFonts w:ascii="Calibri" w:hAnsi="Calibri" w:cs="Arial"/>
+          <w:sz w:val="24"/>
+          <w:szCs w:val="24"/>
+        </w:rPr>
+        <w:t xml:space="preserve">7.2. Returned goods are stored in a separate marked area; goods with chemical or biological risk are handled with protective equipment.</w:t>
+      </w:r>
+    </w:p>
+    <w:p>
+      <w:pPr>
+        <w:pStyle w:val="ListeParagraf"/>
+        <w:spacing w:after="80"/>
+        <w:ind w:left="709" w:right="0"/>
+        <w:jc w:val="both"/>
+      </w:pPr>
+    </w:p>
+    <w:p>
+      <w:pPr>
+        <w:pStyle w:val="ListeParagraf"/>
+        <w:spacing w:before="120" w:after="60"/>
+        <w:ind w:left="709" w:right="0"/>
+      </w:pPr>
+      <w:r>
+        <w:rPr>
+          <w:rFonts w:ascii="Calibri" w:hAnsi="Calibri" w:cs="Arial"/>
+          <w:b/>
+          <w:bCs/>
+          <w:sz w:val="24"/>
+          <w:szCs w:val="24"/>
+        </w:rPr>
+        <w:t xml:space="preserve">8. RELATED DOCUMENTS AND RECORDS</w:t>
       </w:r>
     </w:p>
     <w:p>
@@ -990,7 +1265,7 @@
           <w:sz w:val="24"/>
           <w:szCs w:val="24"/>
         </w:rPr>
-        <w:t xml:space="preserve">Customer Complaint Register</w:t>
+        <w:t xml:space="preserve">Customer Complaint Register and Customer Complaint Form (PRS-SIK-01, FRM-SIK-01)</w:t>
       </w:r>
     </w:p>
     <w:p>
@@ -1009,7 +1284,7 @@
           <w:sz w:val="24"/>
           <w:szCs w:val="24"/>
         </w:rPr>
-        <w:t xml:space="preserve">8D Reports and Root Cause Analysis Records</w:t>
+        <w:t xml:space="preserve">8D Reports and Root Cause Analysis Records (FRM-SIK-02); root cause analysis instruction (TLM-SIK-02)</w:t>
       </w:r>
     </w:p>
     <w:p>
@@ -1028,7 +1303,7 @@
           <w:sz w:val="24"/>
           <w:szCs w:val="24"/>
         </w:rPr>
-        <w:t xml:space="preserve">Corrective Action Records</w:t>
+        <w:t xml:space="preserve">Complaint Closure Form (FRM-SIK-03); customer reply and closure instruction (TLM-SIK-03); complaint intake and record instruction (TLM-SIK-01)</w:t>
       </w:r>
     </w:p>
     <w:p>
@@ -1047,7 +1322,7 @@
           <w:sz w:val="24"/>
           <w:szCs w:val="24"/>
         </w:rPr>
-        <w:t xml:space="preserve">EMS.QA.PRO.02.06. Nonconformity Notification Procedure</w:t>
+        <w:t xml:space="preserve">Corrective Action Records and Monthly Complaint Analysis Report</w:t>
       </w:r>
     </w:p>
     <w:p>
@@ -1066,7 +1341,7 @@
           <w:sz w:val="24"/>
           <w:szCs w:val="24"/>
         </w:rPr>
-        <w:t xml:space="preserve">EMS.QA.PRO.02.08. Traceability and Product Recall Procedure</w:t>
+        <w:t xml:space="preserve">EMS.KS.PRO.22.02. Nonconforming Product Control Procedure</w:t>
       </w:r>
     </w:p>
     <w:p>
@@ -1085,643 +1360,7 @@
           <w:sz w:val="24"/>
           <w:szCs w:val="24"/>
         </w:rPr>
-        <w:t xml:space="preserve">EMS.YS.PRO.11.02. Internal Audit, Nonconformity and Corrective Action Procedure</w:t>
-      </w:r>
-    </w:p>
-    <w:p>
-      <w:pPr>
-        <w:pStyle w:val="ListeParagraf"/>
-        <w:spacing w:after="80"/>
-        <w:ind w:left="709" w:right="0"/>
-        <w:jc w:val="both"/>
-      </w:pPr>
-    </w:p>
-    <w:p>
-      <w:pPr>
-        <w:pStyle w:val="ListeParagraf"/>
-        <w:spacing w:before="120" w:after="60"/>
-        <w:ind w:left="709" w:right="0"/>
-      </w:pPr>
-      <w:r>
-        <w:rPr>
-          <w:rFonts w:ascii="Calibri" w:hAnsi="Calibri" w:cs="Arial"/>
-          <w:b/>
-          <w:bCs/>
-          <w:sz w:val="24"/>
-          <w:szCs w:val="24"/>
-        </w:rPr>
-        <w:t xml:space="preserve">8. FEEDBACK AND MONITORING</w:t>
-      </w:r>
-    </w:p>
-    <w:p>
-      <w:pPr>
-        <w:pStyle w:val="ListeParagraf"/>
-        <w:spacing w:after="80"/>
-        <w:ind w:left="709" w:right="0"/>
-        <w:jc w:val="both"/>
-      </w:pPr>
-      <w:r>
-        <w:rPr>
-          <w:rFonts w:ascii="Calibri" w:hAnsi="Calibri" w:cs="Arial"/>
-          <w:sz w:val="24"/>
-          <w:szCs w:val="24"/>
-        </w:rPr>
-        <w:t xml:space="preserve">This procedure is reviewed every year by the Quality Assurance Manager. Complaint trends and customer feedback are evaluated in the management review and the procedure is revised when necessary.</w:t>
-      </w:r>
-    </w:p>
-    <w:p>
-      <w:r>
-        <w:br w:type="page"/>
-      </w:r>
-    </w:p>
-    <w:p>
-      <w:pPr>
-        <w:pStyle w:val="ListeParagraf"/>
-        <w:bidi/>
-        <w:spacing w:before="120" w:after="60"/>
-        <w:ind w:left="0" w:right="709"/>
-      </w:pPr>
-      <w:r>
-        <w:rPr>
-          <w:rFonts w:ascii="Calibri" w:hAnsi="Calibri" w:cs="Arial"/>
-          <w:b/>
-          <w:bCs/>
-          <w:rtl/>
-          <w:sz w:val="24"/>
-          <w:szCs w:val="24"/>
-        </w:rPr>
-        <w:t xml:space="preserve">الغرض</w:t>
-      </w:r>
-    </w:p>
-    <w:p>
-      <w:pPr>
-        <w:pStyle w:val="ListeParagraf"/>
-        <w:bidi/>
-        <w:spacing w:after="80"/>
-        <w:ind w:left="0" w:right="709"/>
-        <w:jc w:val="both"/>
-      </w:pPr>
-      <w:r>
-        <w:rPr>
-          <w:rFonts w:ascii="Calibri" w:hAnsi="Calibri" w:cs="Arial"/>
-          <w:rtl/>
-          <w:sz w:val="24"/>
-          <w:szCs w:val="24"/>
-        </w:rPr>
-        <w:t xml:space="preserve">يحدد هذا الإجراء كيفية استلام شكاوى العملاء المتعلقة بجودة المنتج أو سلامته أو التسليم أو المستندات وتسجيلها والتحقيق فيها والرد عليها وإغلاقها في شركة إيروغلو للتريكو (EMS)، بحيث يحصل العملاء على رد في الوقت المناسب ولا تتكرر المشكلات نفسها.</w:t>
-      </w:r>
-    </w:p>
-    <w:p>
-      <w:pPr>
-        <w:pStyle w:val="ListeParagraf"/>
-        <w:bidi/>
-        <w:spacing w:after="80"/>
-        <w:ind w:left="0" w:right="709"/>
-        <w:jc w:val="both"/>
-      </w:pPr>
-    </w:p>
-    <w:p>
-      <w:pPr>
-        <w:pStyle w:val="ListeParagraf"/>
-        <w:bidi/>
-        <w:spacing w:before="120" w:after="60"/>
-        <w:ind w:left="0" w:right="709"/>
-      </w:pPr>
-      <w:r>
-        <w:rPr>
-          <w:rFonts w:ascii="Calibri" w:hAnsi="Calibri" w:cs="Arial"/>
-          <w:b/>
-          <w:bCs/>
-          <w:rtl/>
-          <w:sz w:val="24"/>
-          <w:szCs w:val="24"/>
-        </w:rPr>
-        <w:t xml:space="preserve">النطاق</w:t>
-      </w:r>
-    </w:p>
-    <w:p>
-      <w:pPr>
-        <w:pStyle w:val="ListeParagraf"/>
-        <w:bidi/>
-        <w:spacing w:after="80"/>
-        <w:ind w:left="0" w:right="709"/>
-        <w:jc w:val="both"/>
-      </w:pPr>
-      <w:r>
-        <w:rPr>
-          <w:rFonts w:ascii="Calibri" w:hAnsi="Calibri" w:cs="Arial"/>
-          <w:rtl/>
-          <w:sz w:val="24"/>
-          <w:szCs w:val="24"/>
-        </w:rPr>
-        <w:t xml:space="preserve">يشمل هذا الإجراء جميع الشكاوى والمطالبات والخصومات المالية المكتوبة أو الشفهية الواردة من العملاء أو وكلائهم أو شركات الفحص الخارجية بشأن المنتجات التي تصنعها EMS أو تشحنها، بما في ذلك المنتجات التي يصنعها المقاولون من الباطن.</w:t>
-      </w:r>
-    </w:p>
-    <w:p>
-      <w:pPr>
-        <w:pStyle w:val="ListeParagraf"/>
-        <w:bidi/>
-        <w:spacing w:after="80"/>
-        <w:ind w:left="0" w:right="709"/>
-        <w:jc w:val="both"/>
-      </w:pPr>
-    </w:p>
-    <w:p>
-      <w:pPr>
-        <w:pStyle w:val="ListeParagraf"/>
-        <w:bidi/>
-        <w:spacing w:before="120" w:after="60"/>
-        <w:ind w:left="0" w:right="709"/>
-      </w:pPr>
-      <w:r>
-        <w:rPr>
-          <w:rFonts w:ascii="Calibri" w:hAnsi="Calibri" w:cs="Arial"/>
-          <w:b/>
-          <w:bCs/>
-          <w:rtl/>
-          <w:sz w:val="24"/>
-          <w:szCs w:val="24"/>
-        </w:rPr>
-        <w:t xml:space="preserve">المسؤوليات</w:t>
-      </w:r>
-    </w:p>
-    <w:p>
-      <w:pPr>
-        <w:pStyle w:val="ListeParagraf"/>
-        <w:bidi/>
-        <w:spacing w:after="80"/>
-        <w:ind w:left="0" w:right="709"/>
-        <w:jc w:val="both"/>
-      </w:pPr>
-      <w:r>
-        <w:rPr>
-          <w:rFonts w:ascii="Calibri" w:hAnsi="Calibri" w:cs="Arial"/>
-          <w:rtl/>
-          <w:sz w:val="24"/>
-          <w:szCs w:val="24"/>
-        </w:rPr>
-        <w:t xml:space="preserve">• </w:t>
-      </w:r>
-      <w:r>
-        <w:rPr>
-          <w:rFonts w:ascii="Calibri" w:hAnsi="Calibri" w:cs="Arial"/>
-          <w:b/>
-          <w:bCs/>
-          <w:rtl/>
-          <w:sz w:val="24"/>
-          <w:szCs w:val="24"/>
-        </w:rPr>
-        <w:t xml:space="preserve">مسؤولو المتابعة التجارية / ممثلو العملاء:</w:t>
-      </w:r>
-      <w:r>
-        <w:rPr>
-          <w:rFonts w:ascii="Calibri" w:hAnsi="Calibri" w:cs="Arial"/>
-          <w:rtl/>
-          <w:sz w:val="24"/>
-          <w:szCs w:val="24"/>
-        </w:rPr>
-        <w:t xml:space="preserve"> يستلمون الشكوى ويسجلونها ويحيلونها إلى الجودة في اليوم نفسه، ويتواصلون مع العميل.</w:t>
-      </w:r>
-    </w:p>
-    <w:p>
-      <w:pPr>
-        <w:pStyle w:val="ListeParagraf"/>
-        <w:bidi/>
-        <w:spacing w:after="80"/>
-        <w:ind w:left="0" w:right="709"/>
-        <w:jc w:val="both"/>
-      </w:pPr>
-      <w:r>
-        <w:rPr>
-          <w:rFonts w:ascii="Calibri" w:hAnsi="Calibri" w:cs="Arial"/>
-          <w:rtl/>
-          <w:sz w:val="24"/>
-          <w:szCs w:val="24"/>
-        </w:rPr>
-        <w:t xml:space="preserve">• </w:t>
-      </w:r>
-      <w:r>
-        <w:rPr>
-          <w:rFonts w:ascii="Calibri" w:hAnsi="Calibri" w:cs="Arial"/>
-          <w:b/>
-          <w:bCs/>
-          <w:rtl/>
-          <w:sz w:val="24"/>
-          <w:szCs w:val="24"/>
-        </w:rPr>
-        <w:t xml:space="preserve">مدير ضمان الجودة:</w:t>
-      </w:r>
-      <w:r>
-        <w:rPr>
-          <w:rFonts w:ascii="Calibri" w:hAnsi="Calibri" w:cs="Arial"/>
-          <w:rtl/>
-          <w:sz w:val="24"/>
-          <w:szCs w:val="24"/>
-        </w:rPr>
-        <w:t xml:space="preserve"> يقود التحقيق وتحليل السبب الجذري، ويعد تقرير 8D، ويتابع الإجراءات التصحيحية حتى الإغلاق.</w:t>
-      </w:r>
-    </w:p>
-    <w:p>
-      <w:pPr>
-        <w:pStyle w:val="ListeParagraf"/>
-        <w:bidi/>
-        <w:spacing w:after="80"/>
-        <w:ind w:left="0" w:right="709"/>
-        <w:jc w:val="both"/>
-      </w:pPr>
-      <w:r>
-        <w:rPr>
-          <w:rFonts w:ascii="Calibri" w:hAnsi="Calibri" w:cs="Arial"/>
-          <w:rtl/>
-          <w:sz w:val="24"/>
-          <w:szCs w:val="24"/>
-        </w:rPr>
-        <w:t xml:space="preserve">• </w:t>
-      </w:r>
-      <w:r>
-        <w:rPr>
-          <w:rFonts w:ascii="Calibri" w:hAnsi="Calibri" w:cs="Arial"/>
-          <w:b/>
-          <w:bCs/>
-          <w:rtl/>
-          <w:sz w:val="24"/>
-          <w:szCs w:val="24"/>
-        </w:rPr>
-        <w:t xml:space="preserve">مديرو الأقسام:</w:t>
-      </w:r>
-      <w:r>
-        <w:rPr>
-          <w:rFonts w:ascii="Calibri" w:hAnsi="Calibri" w:cs="Arial"/>
-          <w:rtl/>
-          <w:sz w:val="24"/>
-          <w:szCs w:val="24"/>
-        </w:rPr>
-        <w:t xml:space="preserve"> يشاركون في التحقيق وينفذون الإجراءات التصحيحية في مناطقهم.</w:t>
-      </w:r>
-    </w:p>
-    <w:p>
-      <w:pPr>
-        <w:pStyle w:val="ListeParagraf"/>
-        <w:bidi/>
-        <w:spacing w:after="80"/>
-        <w:ind w:left="0" w:right="709"/>
-        <w:jc w:val="both"/>
-      </w:pPr>
-      <w:r>
-        <w:rPr>
-          <w:rFonts w:ascii="Calibri" w:hAnsi="Calibri" w:cs="Arial"/>
-          <w:rtl/>
-          <w:sz w:val="24"/>
-          <w:szCs w:val="24"/>
-        </w:rPr>
-        <w:t xml:space="preserve">• </w:t>
-      </w:r>
-      <w:r>
-        <w:rPr>
-          <w:rFonts w:ascii="Calibri" w:hAnsi="Calibri" w:cs="Arial"/>
-          <w:b/>
-          <w:bCs/>
-          <w:rtl/>
-          <w:sz w:val="24"/>
-          <w:szCs w:val="24"/>
-        </w:rPr>
-        <w:t xml:space="preserve">المدير العام:</w:t>
-      </w:r>
-      <w:r>
-        <w:rPr>
-          <w:rFonts w:ascii="Calibri" w:hAnsi="Calibri" w:cs="Arial"/>
-          <w:rtl/>
-          <w:sz w:val="24"/>
-          <w:szCs w:val="24"/>
-        </w:rPr>
-        <w:t xml:space="preserve"> يعتمد القرارات التجارية مثل الاستبدال أو الخصم أو التعويض.</w:t>
-      </w:r>
-    </w:p>
-    <w:p>
-      <w:pPr>
-        <w:pStyle w:val="ListeParagraf"/>
-        <w:bidi/>
-        <w:spacing w:after="80"/>
-        <w:ind w:left="0" w:right="709"/>
-        <w:jc w:val="both"/>
-      </w:pPr>
-    </w:p>
-    <w:p>
-      <w:pPr>
-        <w:pStyle w:val="ListeParagraf"/>
-        <w:bidi/>
-        <w:spacing w:before="120" w:after="60"/>
-        <w:ind w:left="0" w:right="709"/>
-      </w:pPr>
-      <w:r>
-        <w:rPr>
-          <w:rFonts w:ascii="Calibri" w:hAnsi="Calibri" w:cs="Arial"/>
-          <w:b/>
-          <w:bCs/>
-          <w:rtl/>
-          <w:sz w:val="24"/>
-          <w:szCs w:val="24"/>
-        </w:rPr>
-        <w:t xml:space="preserve">التعريفات</w:t>
-      </w:r>
-    </w:p>
-    <w:p>
-      <w:pPr>
-        <w:pStyle w:val="ListeParagraf"/>
-        <w:bidi/>
-        <w:spacing w:after="80"/>
-        <w:ind w:left="0" w:right="709"/>
-        <w:jc w:val="both"/>
-      </w:pPr>
-      <w:r>
-        <w:rPr>
-          <w:rFonts w:ascii="Calibri" w:hAnsi="Calibri" w:cs="Arial"/>
-          <w:rtl/>
-          <w:sz w:val="24"/>
-          <w:szCs w:val="24"/>
-        </w:rPr>
-        <w:t xml:space="preserve">• </w:t>
-      </w:r>
-      <w:r>
-        <w:rPr>
-          <w:rFonts w:ascii="Calibri" w:hAnsi="Calibri" w:cs="Arial"/>
-          <w:b/>
-          <w:bCs/>
-          <w:rtl/>
-          <w:sz w:val="24"/>
-          <w:szCs w:val="24"/>
-        </w:rPr>
-        <w:t xml:space="preserve">شكوى العميل:</w:t>
-      </w:r>
-      <w:r>
-        <w:rPr>
-          <w:rFonts w:ascii="Calibri" w:hAnsi="Calibri" w:cs="Arial"/>
-          <w:rtl/>
-          <w:sz w:val="24"/>
-          <w:szCs w:val="24"/>
-        </w:rPr>
-        <w:t xml:space="preserve"> أي تعبير عن عدم رضا العميل بشأن منتج أو تسليم أو خدمة يتطلب ردًا.</w:t>
-      </w:r>
-    </w:p>
-    <w:p>
-      <w:pPr>
-        <w:pStyle w:val="ListeParagraf"/>
-        <w:bidi/>
-        <w:spacing w:after="80"/>
-        <w:ind w:left="0" w:right="709"/>
-        <w:jc w:val="both"/>
-      </w:pPr>
-      <w:r>
-        <w:rPr>
-          <w:rFonts w:ascii="Calibri" w:hAnsi="Calibri" w:cs="Arial"/>
-          <w:rtl/>
-          <w:sz w:val="24"/>
-          <w:szCs w:val="24"/>
-        </w:rPr>
-        <w:t xml:space="preserve">• </w:t>
-      </w:r>
-      <w:r>
-        <w:rPr>
-          <w:rFonts w:ascii="Calibri" w:hAnsi="Calibri" w:cs="Arial"/>
-          <w:b/>
-          <w:bCs/>
-          <w:rtl/>
-          <w:sz w:val="24"/>
-          <w:szCs w:val="24"/>
-        </w:rPr>
-        <w:t xml:space="preserve">تقرير 8D:</w:t>
-      </w:r>
-      <w:r>
-        <w:rPr>
-          <w:rFonts w:ascii="Calibri" w:hAnsi="Calibri" w:cs="Arial"/>
-          <w:rtl/>
-          <w:sz w:val="24"/>
-          <w:szCs w:val="24"/>
-        </w:rPr>
-        <w:t xml:space="preserve"> تقرير لحل المشكلات من ثمانية تخصصات يشمل الفريق ووصف المشكلة والاحتواء والسبب الجذري والإجراء التصحيحي والتحقق والوقاية والإغلاق.</w:t>
-      </w:r>
-    </w:p>
-    <w:p>
-      <w:pPr>
-        <w:pStyle w:val="ListeParagraf"/>
-        <w:bidi/>
-        <w:spacing w:after="80"/>
-        <w:ind w:left="0" w:right="709"/>
-        <w:jc w:val="both"/>
-      </w:pPr>
-      <w:r>
-        <w:rPr>
-          <w:rFonts w:ascii="Calibri" w:hAnsi="Calibri" w:cs="Arial"/>
-          <w:rtl/>
-          <w:sz w:val="24"/>
-          <w:szCs w:val="24"/>
-        </w:rPr>
-        <w:t xml:space="preserve">• </w:t>
-      </w:r>
-      <w:r>
-        <w:rPr>
-          <w:rFonts w:ascii="Calibri" w:hAnsi="Calibri" w:cs="Arial"/>
-          <w:b/>
-          <w:bCs/>
-          <w:rtl/>
-          <w:sz w:val="24"/>
-          <w:szCs w:val="24"/>
-        </w:rPr>
-        <w:t xml:space="preserve">إجراء الاحتواء:</w:t>
-      </w:r>
-      <w:r>
-        <w:rPr>
-          <w:rFonts w:ascii="Calibri" w:hAnsi="Calibri" w:cs="Arial"/>
-          <w:rtl/>
-          <w:sz w:val="24"/>
-          <w:szCs w:val="24"/>
-        </w:rPr>
-        <w:t xml:space="preserve"> إجراء فوري لمنع امتداد المشكلة إلى منتجات أو شحنات أخرى.</w:t>
-      </w:r>
-    </w:p>
-    <w:p>
-      <w:pPr>
-        <w:pStyle w:val="ListeParagraf"/>
-        <w:bidi/>
-        <w:spacing w:after="80"/>
-        <w:ind w:left="0" w:right="709"/>
-        <w:jc w:val="both"/>
-      </w:pPr>
-      <w:r>
-        <w:rPr>
-          <w:rFonts w:ascii="Calibri" w:hAnsi="Calibri" w:cs="Arial"/>
-          <w:rtl/>
-          <w:sz w:val="24"/>
-          <w:szCs w:val="24"/>
-        </w:rPr>
-        <w:t xml:space="preserve">• </w:t>
-      </w:r>
-      <w:r>
-        <w:rPr>
-          <w:rFonts w:ascii="Calibri" w:hAnsi="Calibri" w:cs="Arial"/>
-          <w:b/>
-          <w:bCs/>
-          <w:rtl/>
-          <w:sz w:val="24"/>
-          <w:szCs w:val="24"/>
-        </w:rPr>
-        <w:t xml:space="preserve">الخصم المالي (Chargeback):</w:t>
-      </w:r>
-      <w:r>
-        <w:rPr>
-          <w:rFonts w:ascii="Calibri" w:hAnsi="Calibri" w:cs="Arial"/>
-          <w:rtl/>
-          <w:sz w:val="24"/>
-          <w:szCs w:val="24"/>
-        </w:rPr>
-        <w:t xml:space="preserve"> مطالبة مالية يقدمها العميل نتيجة مشكلة في الجودة أو التسليم.</w:t>
-      </w:r>
-    </w:p>
-    <w:p>
-      <w:pPr>
-        <w:pStyle w:val="ListeParagraf"/>
-        <w:bidi/>
-        <w:spacing w:after="80"/>
-        <w:ind w:left="0" w:right="709"/>
-        <w:jc w:val="both"/>
-      </w:pPr>
-    </w:p>
-    <w:p>
-      <w:pPr>
-        <w:pStyle w:val="ListeParagraf"/>
-        <w:bidi/>
-        <w:spacing w:before="120" w:after="60"/>
-        <w:ind w:left="0" w:right="709"/>
-      </w:pPr>
-      <w:r>
-        <w:rPr>
-          <w:rFonts w:ascii="Calibri" w:hAnsi="Calibri" w:cs="Arial"/>
-          <w:b/>
-          <w:bCs/>
-          <w:rtl/>
-          <w:sz w:val="24"/>
-          <w:szCs w:val="24"/>
-        </w:rPr>
-        <w:t xml:space="preserve">العمليات الرئيسية والفرعية</w:t>
-      </w:r>
-    </w:p>
-    <w:p>
-      <w:pPr>
-        <w:pStyle w:val="ListeParagraf"/>
-        <w:bidi/>
-        <w:spacing w:before="120" w:after="60"/>
-        <w:ind w:left="0" w:right="709"/>
-      </w:pPr>
-      <w:r>
-        <w:rPr>
-          <w:rFonts w:ascii="Calibri" w:hAnsi="Calibri" w:cs="Arial"/>
-          <w:b/>
-          <w:bCs/>
-          <w:rtl/>
-          <w:sz w:val="24"/>
-          <w:szCs w:val="24"/>
-        </w:rPr>
-        <w:t xml:space="preserve">1. الاستلام والتسجيل</w:t>
-      </w:r>
-    </w:p>
-    <w:p>
-      <w:pPr>
-        <w:pStyle w:val="ListeParagraf"/>
-        <w:bidi/>
-        <w:spacing w:after="80"/>
-        <w:ind w:left="0" w:right="709"/>
-        <w:jc w:val="both"/>
-      </w:pPr>
-      <w:r>
-        <w:rPr>
-          <w:rFonts w:ascii="Calibri" w:hAnsi="Calibri" w:cs="Arial"/>
-          <w:rtl/>
-          <w:sz w:val="24"/>
-          <w:szCs w:val="24"/>
-        </w:rPr>
-        <w:t xml:space="preserve">1.1. تُسجل كل شكوى في سجل شكاوى العملاء برقم فريد مع التاريخ والعميل ورقم الطلبية / الموديل والكمية المتأثرة ووصف المشكلة.</w:t>
-      </w:r>
-    </w:p>
-    <w:p>
-      <w:pPr>
-        <w:pStyle w:val="ListeParagraf"/>
-        <w:bidi/>
-        <w:spacing w:after="80"/>
-        <w:ind w:left="0" w:right="709"/>
-        <w:jc w:val="both"/>
-      </w:pPr>
-      <w:r>
-        <w:rPr>
-          <w:rFonts w:ascii="Calibri" w:hAnsi="Calibri" w:cs="Arial"/>
-          <w:rtl/>
-          <w:sz w:val="24"/>
-          <w:szCs w:val="24"/>
-        </w:rPr>
-        <w:t xml:space="preserve">1.2. تُطلب من العميل الأدلة مثل الصور أو العينات المعيبة أو تقارير الفحص أو تقارير الاختبار، وتُرفق بالسجل.</w:t>
-      </w:r>
-    </w:p>
-    <w:p>
-      <w:pPr>
-        <w:pStyle w:val="ListeParagraf"/>
-        <w:bidi/>
-        <w:spacing w:after="80"/>
-        <w:ind w:left="0" w:right="709"/>
-        <w:jc w:val="both"/>
-      </w:pPr>
-      <w:r>
-        <w:rPr>
-          <w:rFonts w:ascii="Calibri" w:hAnsi="Calibri" w:cs="Arial"/>
-          <w:rtl/>
-          <w:sz w:val="24"/>
-          <w:szCs w:val="24"/>
-        </w:rPr>
-        <w:t xml:space="preserve">1.3. يُبلغ العميل باستلام الشكوى خلال يوم عمل واحد.</w:t>
-      </w:r>
-    </w:p>
-    <w:p>
-      <w:pPr>
-        <w:pStyle w:val="ListeParagraf"/>
-        <w:bidi/>
-        <w:spacing w:after="80"/>
-        <w:ind w:left="0" w:right="709"/>
-        <w:jc w:val="both"/>
-      </w:pPr>
-    </w:p>
-    <w:p>
-      <w:pPr>
-        <w:pStyle w:val="ListeParagraf"/>
-        <w:bidi/>
-        <w:spacing w:before="120" w:after="60"/>
-        <w:ind w:left="0" w:right="709"/>
-      </w:pPr>
-      <w:r>
-        <w:rPr>
-          <w:rFonts w:ascii="Calibri" w:hAnsi="Calibri" w:cs="Arial"/>
-          <w:b/>
-          <w:bCs/>
-          <w:rtl/>
-          <w:sz w:val="24"/>
-          <w:szCs w:val="24"/>
-        </w:rPr>
-        <w:t xml:space="preserve">2. التصنيف</w:t>
-      </w:r>
-    </w:p>
-    <w:p>
-      <w:pPr>
-        <w:pStyle w:val="ListeParagraf"/>
-        <w:bidi/>
-        <w:spacing w:after="80"/>
-        <w:ind w:left="0" w:right="709"/>
-        <w:jc w:val="both"/>
-      </w:pPr>
-      <w:r>
-        <w:rPr>
-          <w:rFonts w:ascii="Calibri" w:hAnsi="Calibri" w:cs="Arial"/>
-          <w:rtl/>
-          <w:sz w:val="24"/>
-          <w:szCs w:val="24"/>
-        </w:rPr>
-        <w:t xml:space="preserve">2.1. يصنف مدير ضمان الجودة كل شكوى:</w:t>
+        <w:t xml:space="preserve">EMS.KS.PRO.22.03. Corrective and Preventive Action (CAPA) for Quality Problems Procedure</w:t>
       </w:r>
     </w:p>
     <w:p>
@@ -1731,29 +1370,16 @@
           <w:ilvl w:val="0"/>
           <w:numId w:val="1"/>
         </w:numPr>
-        <w:bidi/>
         <w:spacing w:after="60"/>
         <w:jc w:val="both"/>
       </w:pPr>
       <w:r>
         <w:rPr>
           <w:rFonts w:ascii="Calibri" w:hAnsi="Calibri" w:cs="Arial"/>
-          <w:b/>
-          <w:bCs/>
-          <w:rtl/>
-          <w:sz w:val="24"/>
-          <w:szCs w:val="24"/>
-        </w:rPr>
-        <w:t xml:space="preserve">حرجة:</w:t>
-      </w:r>
-      <w:r>
-        <w:rPr>
-          <w:rFonts w:ascii="Calibri" w:hAnsi="Calibri" w:cs="Arial"/>
-          <w:rtl/>
-          <w:sz w:val="24"/>
-          <w:szCs w:val="24"/>
-        </w:rPr>
-        <w:t xml:space="preserve"> مشكلات سلامة المنتج (إبرة مكسورة أو جسم حاد أو خطر الاختناق) أو الإخفاق في متطلبات RSL / المواد الكيميائية أو أخطاء الملصقات القانونية – الاحتواء خلال 24 ساعة.</w:t>
+          <w:sz w:val="24"/>
+          <w:szCs w:val="24"/>
+        </w:rPr>
+        <w:t xml:space="preserve">EMS.QA.PRO.02.08. Traceability and Product Recall Procedure</w:t>
       </w:r>
     </w:p>
     <w:p>
@@ -1763,29 +1389,822 @@
           <w:ilvl w:val="0"/>
           <w:numId w:val="1"/>
         </w:numPr>
-        <w:bidi/>
         <w:spacing w:after="60"/>
         <w:jc w:val="both"/>
+      </w:pPr>
+      <w:r>
+        <w:rPr>
+          <w:rFonts w:ascii="Calibri" w:hAnsi="Calibri" w:cs="Arial"/>
+          <w:sz w:val="24"/>
+          <w:szCs w:val="24"/>
+        </w:rPr>
+        <w:t xml:space="preserve">EMS.YS.PRO.11.02. Internal Audit, Nonconformity and Corrective Action Procedure</w:t>
+      </w:r>
+    </w:p>
+    <w:p>
+      <w:pPr>
+        <w:pStyle w:val="ListeParagraf"/>
+        <w:spacing w:after="80"/>
+        <w:ind w:left="709" w:right="0"/>
+        <w:jc w:val="both"/>
+      </w:pPr>
+    </w:p>
+    <w:p>
+      <w:pPr>
+        <w:pStyle w:val="ListeParagraf"/>
+        <w:spacing w:before="120" w:after="60"/>
+        <w:ind w:left="709" w:right="0"/>
       </w:pPr>
       <w:r>
         <w:rPr>
           <w:rFonts w:ascii="Calibri" w:hAnsi="Calibri" w:cs="Arial"/>
           <w:b/>
           <w:bCs/>
-          <w:rtl/>
-          <w:sz w:val="24"/>
-          <w:szCs w:val="24"/>
-        </w:rPr>
-        <w:t xml:space="preserve">رئيسية:</w:t>
-      </w:r>
-      <w:r>
-        <w:rPr>
-          <w:rFonts w:ascii="Calibri" w:hAnsi="Calibri" w:cs="Arial"/>
-          <w:rtl/>
-          <w:sz w:val="24"/>
-          <w:szCs w:val="24"/>
-        </w:rPr>
-        <w:t xml:space="preserve"> عيوب جودة تؤثر على قابلية البيع أو كمية خاطئة أو تعبئة خاطئة – أول رد خلال يومي عمل.</w:t>
+          <w:sz w:val="24"/>
+          <w:szCs w:val="24"/>
+        </w:rPr>
+        <w:t xml:space="preserve">9. FEEDBACK AND FOLLOW-UP</w:t>
+      </w:r>
+    </w:p>
+    <w:p>
+      <w:pPr>
+        <w:pStyle w:val="ListeParagraf"/>
+        <w:spacing w:after="80"/>
+        <w:ind w:left="709" w:right="0"/>
+        <w:jc w:val="both"/>
+      </w:pPr>
+      <w:r>
+        <w:rPr>
+          <w:rFonts w:ascii="Calibri" w:hAnsi="Calibri" w:cs="Arial"/>
+          <w:sz w:val="24"/>
+          <w:szCs w:val="24"/>
+        </w:rPr>
+        <w:t xml:space="preserve">This procedure is reviewed every year by the Quality Assurance Manager. Complaint trends and customer feedback are evaluated in the management review and the procedure is revised when necessary.</w:t>
+      </w:r>
+    </w:p>
+    <w:p>
+      <w:r>
+        <w:br w:type="page"/>
+      </w:r>
+    </w:p>
+    <w:p>
+      <w:pPr>
+        <w:pStyle w:val="ListeParagraf"/>
+        <w:bidi/>
+        <w:spacing w:before="120" w:after="60"/>
+        <w:ind w:left="0" w:right="709"/>
+      </w:pPr>
+      <w:r>
+        <w:rPr>
+          <w:rFonts w:ascii="Calibri" w:hAnsi="Calibri" w:cs="Arial"/>
+          <w:b/>
+          <w:bCs/>
+          <w:rtl/>
+          <w:sz w:val="24"/>
+          <w:szCs w:val="24"/>
+        </w:rPr>
+        <w:t xml:space="preserve">الغرض</w:t>
+      </w:r>
+    </w:p>
+    <w:p>
+      <w:pPr>
+        <w:pStyle w:val="ListeParagraf"/>
+        <w:bidi/>
+        <w:spacing w:after="80"/>
+        <w:ind w:left="0" w:right="709"/>
+        <w:jc w:val="both"/>
+      </w:pPr>
+      <w:r>
+        <w:rPr>
+          <w:rFonts w:ascii="Calibri" w:hAnsi="Calibri" w:cs="Arial"/>
+          <w:rtl/>
+          <w:sz w:val="24"/>
+          <w:szCs w:val="24"/>
+        </w:rPr>
+        <w:t xml:space="preserve">يحدد هذا الإجراء كيفية استلام شكاوى العملاء المتعلقة بجودة المنتج أو سلامته أو التسليم أو الوثائق وتسجيلها والتحقيق فيها والرد عليها وإغلاقها في شركة إيروغلو للتريكو (EMS)، بحيث يتلقى العملاء ردًا في الوقت المناسب وتُمنع تكرار المشكلات نفسها، وفقًا للبنود 9.1.2 و8.2.1 و10.2 من ISO 9001:2015 وإرشادات ISO 10002.</w:t>
+      </w:r>
+    </w:p>
+    <w:p>
+      <w:pPr>
+        <w:pStyle w:val="ListeParagraf"/>
+        <w:bidi/>
+        <w:spacing w:after="80"/>
+        <w:ind w:left="0" w:right="709"/>
+        <w:jc w:val="both"/>
+      </w:pPr>
+    </w:p>
+    <w:p>
+      <w:pPr>
+        <w:pStyle w:val="ListeParagraf"/>
+        <w:bidi/>
+        <w:spacing w:before="120" w:after="60"/>
+        <w:ind w:left="0" w:right="709"/>
+      </w:pPr>
+      <w:r>
+        <w:rPr>
+          <w:rFonts w:ascii="Calibri" w:hAnsi="Calibri" w:cs="Arial"/>
+          <w:b/>
+          <w:bCs/>
+          <w:rtl/>
+          <w:sz w:val="24"/>
+          <w:szCs w:val="24"/>
+        </w:rPr>
+        <w:t xml:space="preserve">النطاق</w:t>
+      </w:r>
+    </w:p>
+    <w:p>
+      <w:pPr>
+        <w:pStyle w:val="ListeParagraf"/>
+        <w:bidi/>
+        <w:spacing w:after="80"/>
+        <w:ind w:left="0" w:right="709"/>
+        <w:jc w:val="both"/>
+      </w:pPr>
+      <w:r>
+        <w:rPr>
+          <w:rFonts w:ascii="Calibri" w:hAnsi="Calibri" w:cs="Arial"/>
+          <w:rtl/>
+          <w:sz w:val="24"/>
+          <w:szCs w:val="24"/>
+        </w:rPr>
+        <w:t xml:space="preserve">يشمل هذا الإجراء جميع الشكاوى والمطالبات والمرتجعات والخصومات (Chargeback) الكتابية أو الشفهية الواردة من العملاء أو وكلائهم أو شركات التفتيش التابعة لأطراف ثالثة بشأن المنتجات التي تنتجها EMS أو تشحنها، بما في ذلك المنتجات التي يصنعها المقاولون من الباطن، وكذلك حالات عدم الرضا المعبَّر عنها أثناء تدقيقات العملاء.</w:t>
+      </w:r>
+    </w:p>
+    <w:p>
+      <w:pPr>
+        <w:pStyle w:val="ListeParagraf"/>
+        <w:bidi/>
+        <w:spacing w:after="80"/>
+        <w:ind w:left="0" w:right="709"/>
+        <w:jc w:val="both"/>
+      </w:pPr>
+    </w:p>
+    <w:p>
+      <w:pPr>
+        <w:pStyle w:val="ListeParagraf"/>
+        <w:bidi/>
+        <w:spacing w:before="120" w:after="60"/>
+        <w:ind w:left="0" w:right="709"/>
+      </w:pPr>
+      <w:r>
+        <w:rPr>
+          <w:rFonts w:ascii="Calibri" w:hAnsi="Calibri" w:cs="Arial"/>
+          <w:b/>
+          <w:bCs/>
+          <w:rtl/>
+          <w:sz w:val="24"/>
+          <w:szCs w:val="24"/>
+        </w:rPr>
+        <w:t xml:space="preserve">المسؤوليات</w:t>
+      </w:r>
+    </w:p>
+    <w:p>
+      <w:pPr>
+        <w:pStyle w:val="ListeParagraf"/>
+        <w:bidi/>
+        <w:spacing w:after="80"/>
+        <w:ind w:left="0" w:right="709"/>
+        <w:jc w:val="both"/>
+      </w:pPr>
+      <w:r>
+        <w:rPr>
+          <w:rFonts w:ascii="Calibri" w:hAnsi="Calibri" w:cs="Arial"/>
+          <w:rtl/>
+          <w:sz w:val="24"/>
+          <w:szCs w:val="24"/>
+        </w:rPr>
+        <w:t xml:space="preserve">• </w:t>
+      </w:r>
+      <w:r>
+        <w:rPr>
+          <w:rFonts w:ascii="Calibri" w:hAnsi="Calibri" w:cs="Arial"/>
+          <w:b/>
+          <w:bCs/>
+          <w:rtl/>
+          <w:sz w:val="24"/>
+          <w:szCs w:val="24"/>
+        </w:rPr>
+        <w:t xml:space="preserve">منسقو الطلبيات / ممثلو العملاء:</w:t>
+      </w:r>
+      <w:r>
+        <w:rPr>
+          <w:rFonts w:ascii="Calibri" w:hAnsi="Calibri" w:cs="Arial"/>
+          <w:rtl/>
+          <w:sz w:val="24"/>
+          <w:szCs w:val="24"/>
+        </w:rPr>
+        <w:t xml:space="preserve"> يستلمون الشكوى ويسجلونها ويحيلونها إلى الجودة في اليوم نفسه، ويتواصلون مع العميل.</w:t>
+      </w:r>
+    </w:p>
+    <w:p>
+      <w:pPr>
+        <w:pStyle w:val="ListeParagraf"/>
+        <w:bidi/>
+        <w:spacing w:after="80"/>
+        <w:ind w:left="0" w:right="709"/>
+        <w:jc w:val="both"/>
+      </w:pPr>
+      <w:r>
+        <w:rPr>
+          <w:rFonts w:ascii="Calibri" w:hAnsi="Calibri" w:cs="Arial"/>
+          <w:rtl/>
+          <w:sz w:val="24"/>
+          <w:szCs w:val="24"/>
+        </w:rPr>
+        <w:t xml:space="preserve">• </w:t>
+      </w:r>
+      <w:r>
+        <w:rPr>
+          <w:rFonts w:ascii="Calibri" w:hAnsi="Calibri" w:cs="Arial"/>
+          <w:b/>
+          <w:bCs/>
+          <w:rtl/>
+          <w:sz w:val="24"/>
+          <w:szCs w:val="24"/>
+        </w:rPr>
+        <w:t xml:space="preserve">مدير ضمان الجودة:</w:t>
+      </w:r>
+      <w:r>
+        <w:rPr>
+          <w:rFonts w:ascii="Calibri" w:hAnsi="Calibri" w:cs="Arial"/>
+          <w:rtl/>
+          <w:sz w:val="24"/>
+          <w:szCs w:val="24"/>
+        </w:rPr>
+        <w:t xml:space="preserve"> يقود التحقيق وتحليل السبب الجذري، ويعد تقرير 8D، ويتابع الإجراءات التصحيحية حتى الإغلاق.</w:t>
+      </w:r>
+    </w:p>
+    <w:p>
+      <w:pPr>
+        <w:pStyle w:val="ListeParagraf"/>
+        <w:bidi/>
+        <w:spacing w:after="80"/>
+        <w:ind w:left="0" w:right="709"/>
+        <w:jc w:val="both"/>
+      </w:pPr>
+      <w:r>
+        <w:rPr>
+          <w:rFonts w:ascii="Calibri" w:hAnsi="Calibri" w:cs="Arial"/>
+          <w:rtl/>
+          <w:sz w:val="24"/>
+          <w:szCs w:val="24"/>
+        </w:rPr>
+        <w:t xml:space="preserve">• </w:t>
+      </w:r>
+      <w:r>
+        <w:rPr>
+          <w:rFonts w:ascii="Calibri" w:hAnsi="Calibri" w:cs="Arial"/>
+          <w:b/>
+          <w:bCs/>
+          <w:rtl/>
+          <w:sz w:val="24"/>
+          <w:szCs w:val="24"/>
+        </w:rPr>
+        <w:t xml:space="preserve">مديرو الأقسام:</w:t>
+      </w:r>
+      <w:r>
+        <w:rPr>
+          <w:rFonts w:ascii="Calibri" w:hAnsi="Calibri" w:cs="Arial"/>
+          <w:rtl/>
+          <w:sz w:val="24"/>
+          <w:szCs w:val="24"/>
+        </w:rPr>
+        <w:t xml:space="preserve"> يشاركون في التحقيق وينفذون الإجراءات التصحيحية في مناطقهم.</w:t>
+      </w:r>
+    </w:p>
+    <w:p>
+      <w:pPr>
+        <w:pStyle w:val="ListeParagraf"/>
+        <w:bidi/>
+        <w:spacing w:after="80"/>
+        <w:ind w:left="0" w:right="709"/>
+        <w:jc w:val="both"/>
+      </w:pPr>
+      <w:r>
+        <w:rPr>
+          <w:rFonts w:ascii="Calibri" w:hAnsi="Calibri" w:cs="Arial"/>
+          <w:rtl/>
+          <w:sz w:val="24"/>
+          <w:szCs w:val="24"/>
+        </w:rPr>
+        <w:t xml:space="preserve">• </w:t>
+      </w:r>
+      <w:r>
+        <w:rPr>
+          <w:rFonts w:ascii="Calibri" w:hAnsi="Calibri" w:cs="Arial"/>
+          <w:b/>
+          <w:bCs/>
+          <w:rtl/>
+          <w:sz w:val="24"/>
+          <w:szCs w:val="24"/>
+        </w:rPr>
+        <w:t xml:space="preserve">قائد فريق 8D:</w:t>
+      </w:r>
+      <w:r>
+        <w:rPr>
+          <w:rFonts w:ascii="Calibri" w:hAnsi="Calibri" w:cs="Arial"/>
+          <w:rtl/>
+          <w:sz w:val="24"/>
+          <w:szCs w:val="24"/>
+        </w:rPr>
+        <w:t xml:space="preserve"> ينسق التحليل وإعداد التقرير.</w:t>
+      </w:r>
+    </w:p>
+    <w:p>
+      <w:pPr>
+        <w:pStyle w:val="ListeParagraf"/>
+        <w:bidi/>
+        <w:spacing w:after="80"/>
+        <w:ind w:left="0" w:right="709"/>
+        <w:jc w:val="both"/>
+      </w:pPr>
+      <w:r>
+        <w:rPr>
+          <w:rFonts w:ascii="Calibri" w:hAnsi="Calibri" w:cs="Arial"/>
+          <w:rtl/>
+          <w:sz w:val="24"/>
+          <w:szCs w:val="24"/>
+        </w:rPr>
+        <w:t xml:space="preserve">• </w:t>
+      </w:r>
+      <w:r>
+        <w:rPr>
+          <w:rFonts w:ascii="Calibri" w:hAnsi="Calibri" w:cs="Arial"/>
+          <w:b/>
+          <w:bCs/>
+          <w:rtl/>
+          <w:sz w:val="24"/>
+          <w:szCs w:val="24"/>
+        </w:rPr>
+        <w:t xml:space="preserve">التخطيط والشحن:</w:t>
+      </w:r>
+      <w:r>
+        <w:rPr>
+          <w:rFonts w:ascii="Calibri" w:hAnsi="Calibri" w:cs="Arial"/>
+          <w:rtl/>
+          <w:sz w:val="24"/>
+          <w:szCs w:val="24"/>
+        </w:rPr>
+        <w:t xml:space="preserve"> يضمنان تتبع المخزون والبضائع في الطريق ويرتبان شحنات الاستبدال.</w:t>
+      </w:r>
+    </w:p>
+    <w:p>
+      <w:pPr>
+        <w:pStyle w:val="ListeParagraf"/>
+        <w:bidi/>
+        <w:spacing w:after="80"/>
+        <w:ind w:left="0" w:right="709"/>
+        <w:jc w:val="both"/>
+      </w:pPr>
+      <w:r>
+        <w:rPr>
+          <w:rFonts w:ascii="Calibri" w:hAnsi="Calibri" w:cs="Arial"/>
+          <w:rtl/>
+          <w:sz w:val="24"/>
+          <w:szCs w:val="24"/>
+        </w:rPr>
+        <w:t xml:space="preserve">• </w:t>
+      </w:r>
+      <w:r>
+        <w:rPr>
+          <w:rFonts w:ascii="Calibri" w:hAnsi="Calibri" w:cs="Arial"/>
+          <w:b/>
+          <w:bCs/>
+          <w:rtl/>
+          <w:sz w:val="24"/>
+          <w:szCs w:val="24"/>
+        </w:rPr>
+        <w:t xml:space="preserve">المدير العام:</w:t>
+      </w:r>
+      <w:r>
+        <w:rPr>
+          <w:rFonts w:ascii="Calibri" w:hAnsi="Calibri" w:cs="Arial"/>
+          <w:rtl/>
+          <w:sz w:val="24"/>
+          <w:szCs w:val="24"/>
+        </w:rPr>
+        <w:t xml:space="preserve"> يعتمد القرارات التجارية مثل الاستبدال أو الخصم أو التعويض، ويُبلَّغ بالشكاوى الحرجة.</w:t>
+      </w:r>
+    </w:p>
+    <w:p>
+      <w:pPr>
+        <w:pStyle w:val="ListeParagraf"/>
+        <w:bidi/>
+        <w:spacing w:after="80"/>
+        <w:ind w:left="0" w:right="709"/>
+        <w:jc w:val="both"/>
+      </w:pPr>
+    </w:p>
+    <w:p>
+      <w:pPr>
+        <w:pStyle w:val="ListeParagraf"/>
+        <w:bidi/>
+        <w:spacing w:before="120" w:after="60"/>
+        <w:ind w:left="0" w:right="709"/>
+      </w:pPr>
+      <w:r>
+        <w:rPr>
+          <w:rFonts w:ascii="Calibri" w:hAnsi="Calibri" w:cs="Arial"/>
+          <w:b/>
+          <w:bCs/>
+          <w:rtl/>
+          <w:sz w:val="24"/>
+          <w:szCs w:val="24"/>
+        </w:rPr>
+        <w:t xml:space="preserve">التعريفات</w:t>
+      </w:r>
+    </w:p>
+    <w:p>
+      <w:pPr>
+        <w:pStyle w:val="ListeParagraf"/>
+        <w:bidi/>
+        <w:spacing w:after="80"/>
+        <w:ind w:left="0" w:right="709"/>
+        <w:jc w:val="both"/>
+      </w:pPr>
+      <w:r>
+        <w:rPr>
+          <w:rFonts w:ascii="Calibri" w:hAnsi="Calibri" w:cs="Arial"/>
+          <w:rtl/>
+          <w:sz w:val="24"/>
+          <w:szCs w:val="24"/>
+        </w:rPr>
+        <w:t xml:space="preserve">• </w:t>
+      </w:r>
+      <w:r>
+        <w:rPr>
+          <w:rFonts w:ascii="Calibri" w:hAnsi="Calibri" w:cs="Arial"/>
+          <w:b/>
+          <w:bCs/>
+          <w:rtl/>
+          <w:sz w:val="24"/>
+          <w:szCs w:val="24"/>
+        </w:rPr>
+        <w:t xml:space="preserve">شكوى العميل:</w:t>
+      </w:r>
+      <w:r>
+        <w:rPr>
+          <w:rFonts w:ascii="Calibri" w:hAnsi="Calibri" w:cs="Arial"/>
+          <w:rtl/>
+          <w:sz w:val="24"/>
+          <w:szCs w:val="24"/>
+        </w:rPr>
+        <w:t xml:space="preserve"> أي تعبير من العميل عن عدم الرضا عن منتج أو تسليم أو خدمة يتطلب ردًا.</w:t>
+      </w:r>
+    </w:p>
+    <w:p>
+      <w:pPr>
+        <w:pStyle w:val="ListeParagraf"/>
+        <w:bidi/>
+        <w:spacing w:after="80"/>
+        <w:ind w:left="0" w:right="709"/>
+        <w:jc w:val="both"/>
+      </w:pPr>
+      <w:r>
+        <w:rPr>
+          <w:rFonts w:ascii="Calibri" w:hAnsi="Calibri" w:cs="Arial"/>
+          <w:rtl/>
+          <w:sz w:val="24"/>
+          <w:szCs w:val="24"/>
+        </w:rPr>
+        <w:t xml:space="preserve">• </w:t>
+      </w:r>
+      <w:r>
+        <w:rPr>
+          <w:rFonts w:ascii="Calibri" w:hAnsi="Calibri" w:cs="Arial"/>
+          <w:b/>
+          <w:bCs/>
+          <w:rtl/>
+          <w:sz w:val="24"/>
+          <w:szCs w:val="24"/>
+        </w:rPr>
+        <w:t xml:space="preserve">تقرير 8D:</w:t>
+      </w:r>
+      <w:r>
+        <w:rPr>
+          <w:rFonts w:ascii="Calibri" w:hAnsi="Calibri" w:cs="Arial"/>
+          <w:rtl/>
+          <w:sz w:val="24"/>
+          <w:szCs w:val="24"/>
+        </w:rPr>
+        <w:t xml:space="preserve"> تقرير لحل المشكلات من ثماني خطوات يغطي الفريق ووصف المشكلة والاحتواء والسبب الجذري والإجراء التصحيحي والتحقق والمنع والإغلاق.</w:t>
+      </w:r>
+    </w:p>
+    <w:p>
+      <w:pPr>
+        <w:pStyle w:val="ListeParagraf"/>
+        <w:bidi/>
+        <w:spacing w:after="80"/>
+        <w:ind w:left="0" w:right="709"/>
+        <w:jc w:val="both"/>
+      </w:pPr>
+      <w:r>
+        <w:rPr>
+          <w:rFonts w:ascii="Calibri" w:hAnsi="Calibri" w:cs="Arial"/>
+          <w:rtl/>
+          <w:sz w:val="24"/>
+          <w:szCs w:val="24"/>
+        </w:rPr>
+        <w:t xml:space="preserve">• </w:t>
+      </w:r>
+      <w:r>
+        <w:rPr>
+          <w:rFonts w:ascii="Calibri" w:hAnsi="Calibri" w:cs="Arial"/>
+          <w:b/>
+          <w:bCs/>
+          <w:rtl/>
+          <w:sz w:val="24"/>
+          <w:szCs w:val="24"/>
+        </w:rPr>
+        <w:t xml:space="preserve">إجراء الاحتواء:</w:t>
+      </w:r>
+      <w:r>
+        <w:rPr>
+          <w:rFonts w:ascii="Calibri" w:hAnsi="Calibri" w:cs="Arial"/>
+          <w:rtl/>
+          <w:sz w:val="24"/>
+          <w:szCs w:val="24"/>
+        </w:rPr>
+        <w:t xml:space="preserve"> إجراء فوري لمنع تأثير المشكلة على منتجات أو شحنات أخرى.</w:t>
+      </w:r>
+    </w:p>
+    <w:p>
+      <w:pPr>
+        <w:pStyle w:val="ListeParagraf"/>
+        <w:bidi/>
+        <w:spacing w:after="80"/>
+        <w:ind w:left="0" w:right="709"/>
+        <w:jc w:val="both"/>
+      </w:pPr>
+      <w:r>
+        <w:rPr>
+          <w:rFonts w:ascii="Calibri" w:hAnsi="Calibri" w:cs="Arial"/>
+          <w:rtl/>
+          <w:sz w:val="24"/>
+          <w:szCs w:val="24"/>
+        </w:rPr>
+        <w:t xml:space="preserve">• </w:t>
+      </w:r>
+      <w:r>
+        <w:rPr>
+          <w:rFonts w:ascii="Calibri" w:hAnsi="Calibri" w:cs="Arial"/>
+          <w:b/>
+          <w:bCs/>
+          <w:rtl/>
+          <w:sz w:val="24"/>
+          <w:szCs w:val="24"/>
+        </w:rPr>
+        <w:t xml:space="preserve">الخصم (Chargeback):</w:t>
+      </w:r>
+      <w:r>
+        <w:rPr>
+          <w:rFonts w:ascii="Calibri" w:hAnsi="Calibri" w:cs="Arial"/>
+          <w:rtl/>
+          <w:sz w:val="24"/>
+          <w:szCs w:val="24"/>
+        </w:rPr>
+        <w:t xml:space="preserve"> مطالبة مالية يقدمها العميل نتيجة مشكلة في الجودة أو التسليم.</w:t>
+      </w:r>
+    </w:p>
+    <w:p>
+      <w:pPr>
+        <w:pStyle w:val="ListeParagraf"/>
+        <w:bidi/>
+        <w:spacing w:after="80"/>
+        <w:ind w:left="0" w:right="709"/>
+        <w:jc w:val="both"/>
+      </w:pPr>
+      <w:r>
+        <w:rPr>
+          <w:rFonts w:ascii="Calibri" w:hAnsi="Calibri" w:cs="Arial"/>
+          <w:rtl/>
+          <w:sz w:val="24"/>
+          <w:szCs w:val="24"/>
+        </w:rPr>
+        <w:t xml:space="preserve">• </w:t>
+      </w:r>
+      <w:r>
+        <w:rPr>
+          <w:rFonts w:ascii="Calibri" w:hAnsi="Calibri" w:cs="Arial"/>
+          <w:b/>
+          <w:bCs/>
+          <w:rtl/>
+          <w:sz w:val="24"/>
+          <w:szCs w:val="24"/>
+        </w:rPr>
+        <w:t xml:space="preserve">سبب الإفلات:</w:t>
+      </w:r>
+      <w:r>
+        <w:rPr>
+          <w:rFonts w:ascii="Calibri" w:hAnsi="Calibri" w:cs="Arial"/>
+          <w:rtl/>
+          <w:sz w:val="24"/>
+          <w:szCs w:val="24"/>
+        </w:rPr>
+        <w:t xml:space="preserve"> سبب عدم اكتشاف العيب بواسطة الضوابط قبل الشحن.</w:t>
+      </w:r>
+    </w:p>
+    <w:p>
+      <w:pPr>
+        <w:pStyle w:val="ListeParagraf"/>
+        <w:bidi/>
+        <w:spacing w:after="80"/>
+        <w:ind w:left="0" w:right="709"/>
+        <w:jc w:val="both"/>
+      </w:pPr>
+      <w:r>
+        <w:rPr>
+          <w:rFonts w:ascii="Calibri" w:hAnsi="Calibri" w:cs="Arial"/>
+          <w:rtl/>
+          <w:sz w:val="24"/>
+          <w:szCs w:val="24"/>
+        </w:rPr>
+        <w:t xml:space="preserve">• </w:t>
+      </w:r>
+      <w:r>
+        <w:rPr>
+          <w:rFonts w:ascii="Calibri" w:hAnsi="Calibri" w:cs="Arial"/>
+          <w:b/>
+          <w:bCs/>
+          <w:rtl/>
+          <w:sz w:val="24"/>
+          <w:szCs w:val="24"/>
+        </w:rPr>
+        <w:t xml:space="preserve">PPM:</w:t>
+      </w:r>
+      <w:r>
+        <w:rPr>
+          <w:rFonts w:ascii="Calibri" w:hAnsi="Calibri" w:cs="Arial"/>
+          <w:rtl/>
+          <w:sz w:val="24"/>
+          <w:szCs w:val="24"/>
+        </w:rPr>
+        <w:t xml:space="preserve"> عدد القطع المشكو منها لكل مليون قطعة مشحونة.</w:t>
+      </w:r>
+    </w:p>
+    <w:p>
+      <w:pPr>
+        <w:pStyle w:val="ListeParagraf"/>
+        <w:bidi/>
+        <w:spacing w:after="80"/>
+        <w:ind w:left="0" w:right="709"/>
+        <w:jc w:val="both"/>
+      </w:pPr>
+    </w:p>
+    <w:p>
+      <w:pPr>
+        <w:pStyle w:val="ListeParagraf"/>
+        <w:bidi/>
+        <w:spacing w:before="120" w:after="60"/>
+        <w:ind w:left="0" w:right="709"/>
+      </w:pPr>
+      <w:r>
+        <w:rPr>
+          <w:rFonts w:ascii="Calibri" w:hAnsi="Calibri" w:cs="Arial"/>
+          <w:b/>
+          <w:bCs/>
+          <w:rtl/>
+          <w:sz w:val="24"/>
+          <w:szCs w:val="24"/>
+        </w:rPr>
+        <w:t xml:space="preserve">العمليات الرئيسية والفرعية</w:t>
+      </w:r>
+    </w:p>
+    <w:p>
+      <w:pPr>
+        <w:pStyle w:val="ListeParagraf"/>
+        <w:bidi/>
+        <w:spacing w:before="120" w:after="60"/>
+        <w:ind w:left="0" w:right="709"/>
+      </w:pPr>
+      <w:r>
+        <w:rPr>
+          <w:rFonts w:ascii="Calibri" w:hAnsi="Calibri" w:cs="Arial"/>
+          <w:b/>
+          <w:bCs/>
+          <w:rtl/>
+          <w:sz w:val="24"/>
+          <w:szCs w:val="24"/>
+        </w:rPr>
+        <w:t xml:space="preserve">1. الاستلام والتسجيل</w:t>
+      </w:r>
+    </w:p>
+    <w:p>
+      <w:pPr>
+        <w:pStyle w:val="ListeParagraf"/>
+        <w:bidi/>
+        <w:spacing w:after="80"/>
+        <w:ind w:left="0" w:right="709"/>
+        <w:jc w:val="both"/>
+      </w:pPr>
+      <w:r>
+        <w:rPr>
+          <w:rFonts w:ascii="Calibri" w:hAnsi="Calibri" w:cs="Arial"/>
+          <w:rtl/>
+          <w:sz w:val="24"/>
+          <w:szCs w:val="24"/>
+        </w:rPr>
+        <w:t xml:space="preserve">1.1. تُسجل كل شكوى في سجل شكاوى العملاء برقم فريد وتاريخ واسم العميل ورقم الطلبية / الموديل والكمية المتأثرة ووصف المشكلة.</w:t>
+      </w:r>
+    </w:p>
+    <w:p>
+      <w:pPr>
+        <w:pStyle w:val="ListeParagraf"/>
+        <w:bidi/>
+        <w:spacing w:after="80"/>
+        <w:ind w:left="0" w:right="709"/>
+        <w:jc w:val="both"/>
+      </w:pPr>
+      <w:r>
+        <w:rPr>
+          <w:rFonts w:ascii="Calibri" w:hAnsi="Calibri" w:cs="Arial"/>
+          <w:rtl/>
+          <w:sz w:val="24"/>
+          <w:szCs w:val="24"/>
+        </w:rPr>
+        <w:t xml:space="preserve">1.2. تُطلب من العميل أدلة مثل الصور أو العينات المعيبة أو تقارير الفحص أو تقارير الاختبار وتُرفق بالسجل.</w:t>
+      </w:r>
+    </w:p>
+    <w:p>
+      <w:pPr>
+        <w:pStyle w:val="ListeParagraf"/>
+        <w:bidi/>
+        <w:spacing w:after="80"/>
+        <w:ind w:left="0" w:right="709"/>
+        <w:jc w:val="both"/>
+      </w:pPr>
+      <w:r>
+        <w:rPr>
+          <w:rFonts w:ascii="Calibri" w:hAnsi="Calibri" w:cs="Arial"/>
+          <w:rtl/>
+          <w:sz w:val="24"/>
+          <w:szCs w:val="24"/>
+        </w:rPr>
+        <w:t xml:space="preserve">1.3. يُبلَّغ العميل باستلام الشكوى خلال يوم عمل واحد، ويُذكر اسم المسؤول عنها.</w:t>
+      </w:r>
+    </w:p>
+    <w:p>
+      <w:pPr>
+        <w:pStyle w:val="ListeParagraf"/>
+        <w:bidi/>
+        <w:spacing w:after="80"/>
+        <w:ind w:left="0" w:right="709"/>
+        <w:jc w:val="both"/>
+      </w:pPr>
+      <w:r>
+        <w:rPr>
+          <w:rFonts w:ascii="Calibri" w:hAnsi="Calibri" w:cs="Arial"/>
+          <w:rtl/>
+          <w:sz w:val="24"/>
+          <w:szCs w:val="24"/>
+        </w:rPr>
+        <w:t xml:space="preserve">1.4. تُسجل الشكوى في اليوم نفسه أيًا كانت قناة ورودها (بريد إلكتروني أو هاتف أو زيارة أو تدقيق)، بحيث يوجد سجل واحد لجميع القنوات.</w:t>
+      </w:r>
+    </w:p>
+    <w:p>
+      <w:pPr>
+        <w:pStyle w:val="ListeParagraf"/>
+        <w:bidi/>
+        <w:spacing w:after="80"/>
+        <w:ind w:left="0" w:right="709"/>
+        <w:jc w:val="both"/>
+      </w:pPr>
+    </w:p>
+    <w:p>
+      <w:pPr>
+        <w:pStyle w:val="ListeParagraf"/>
+        <w:bidi/>
+        <w:spacing w:before="120" w:after="60"/>
+        <w:ind w:left="0" w:right="709"/>
+      </w:pPr>
+      <w:r>
+        <w:rPr>
+          <w:rFonts w:ascii="Calibri" w:hAnsi="Calibri" w:cs="Arial"/>
+          <w:b/>
+          <w:bCs/>
+          <w:rtl/>
+          <w:sz w:val="24"/>
+          <w:szCs w:val="24"/>
+        </w:rPr>
+        <w:t xml:space="preserve">2. التصنيف</w:t>
+      </w:r>
+    </w:p>
+    <w:p>
+      <w:pPr>
+        <w:pStyle w:val="ListeParagraf"/>
+        <w:bidi/>
+        <w:spacing w:after="80"/>
+        <w:ind w:left="0" w:right="709"/>
+        <w:jc w:val="both"/>
+      </w:pPr>
+      <w:r>
+        <w:rPr>
+          <w:rFonts w:ascii="Calibri" w:hAnsi="Calibri" w:cs="Arial"/>
+          <w:rtl/>
+          <w:sz w:val="24"/>
+          <w:szCs w:val="24"/>
+        </w:rPr>
+        <w:t xml:space="preserve">2.1. يصنف مدير ضمان الجودة كل شكوى:</w:t>
       </w:r>
     </w:p>
     <w:p>
@@ -1802,332 +2221,11 @@
       <w:r>
         <w:rPr>
           <w:rFonts w:ascii="Calibri" w:hAnsi="Calibri" w:cs="Arial"/>
-          <w:b/>
-          <w:bCs/>
-          <w:rtl/>
-          <w:sz w:val="24"/>
-          <w:szCs w:val="24"/>
-        </w:rPr>
-        <w:t xml:space="preserve">ثانوية:</w:t>
-      </w:r>
-      <w:r>
-        <w:rPr>
-          <w:rFonts w:ascii="Calibri" w:hAnsi="Calibri" w:cs="Arial"/>
-          <w:rtl/>
-          <w:sz w:val="24"/>
-          <w:szCs w:val="24"/>
-        </w:rPr>
-        <w:t xml:space="preserve"> عيوب ذات تأثير محدود على المنتج أو أخطاء في المستندات – أول رد خلال 5 أيام عمل.</w:t>
-      </w:r>
-    </w:p>
-    <w:p>
-      <w:pPr>
-        <w:pStyle w:val="ListeParagraf"/>
-        <w:bidi/>
-        <w:spacing w:after="80"/>
-        <w:ind w:left="0" w:right="709"/>
-        <w:jc w:val="both"/>
-      </w:pPr>
-      <w:r>
-        <w:rPr>
-          <w:rFonts w:ascii="Calibri" w:hAnsi="Calibri" w:cs="Arial"/>
-          <w:rtl/>
-          <w:sz w:val="24"/>
-          <w:szCs w:val="24"/>
-        </w:rPr>
-        <w:t xml:space="preserve">2.2. تُبلغ الشكاوى الحرجة فورًا إلى المدير العام، وعند الحاجة إلى سحب المنتج يُطبق الإجراء EMS.QA.PRO.02.08.</w:t>
-      </w:r>
-    </w:p>
-    <w:p>
-      <w:pPr>
-        <w:pStyle w:val="ListeParagraf"/>
-        <w:bidi/>
-        <w:spacing w:after="80"/>
-        <w:ind w:left="0" w:right="709"/>
-        <w:jc w:val="both"/>
-      </w:pPr>
-    </w:p>
-    <w:p>
-      <w:pPr>
-        <w:pStyle w:val="ListeParagraf"/>
-        <w:bidi/>
-        <w:spacing w:before="120" w:after="60"/>
-        <w:ind w:left="0" w:right="709"/>
-      </w:pPr>
-      <w:r>
-        <w:rPr>
-          <w:rFonts w:ascii="Calibri" w:hAnsi="Calibri" w:cs="Arial"/>
-          <w:b/>
-          <w:bCs/>
-          <w:rtl/>
-          <w:sz w:val="24"/>
-          <w:szCs w:val="24"/>
-        </w:rPr>
-        <w:t xml:space="preserve">3. التحقيق والاحتواء</w:t>
-      </w:r>
-    </w:p>
-    <w:p>
-      <w:pPr>
-        <w:pStyle w:val="ListeParagraf"/>
-        <w:bidi/>
-        <w:spacing w:after="80"/>
-        <w:ind w:left="0" w:right="709"/>
-        <w:jc w:val="both"/>
-      </w:pPr>
-      <w:r>
-        <w:rPr>
-          <w:rFonts w:ascii="Calibri" w:hAnsi="Calibri" w:cs="Arial"/>
-          <w:rtl/>
-          <w:sz w:val="24"/>
-          <w:szCs w:val="24"/>
-        </w:rPr>
-        <w:t xml:space="preserve">3.1. يشكل مدير ضمان الجودة فريقًا مع الأقسام المعنية ويراجع سجلات الإنتاج والفحص والاختبار الخاصة بالطلبية باستخدام سجلات التتبع.</w:t>
-      </w:r>
-    </w:p>
-    <w:p>
-      <w:pPr>
-        <w:pStyle w:val="ListeParagraf"/>
-        <w:bidi/>
-        <w:spacing w:after="80"/>
-        <w:ind w:left="0" w:right="709"/>
-        <w:jc w:val="both"/>
-      </w:pPr>
-      <w:r>
-        <w:rPr>
-          <w:rFonts w:ascii="Calibri" w:hAnsi="Calibri" w:cs="Arial"/>
-          <w:rtl/>
-          <w:sz w:val="24"/>
-          <w:szCs w:val="24"/>
-        </w:rPr>
-        <w:t xml:space="preserve">3.2. تُتخذ إجراءات الاحتواء مثل حجز المخزون أو إعادة فحص البضائع في المستودع أو فحص الطلبيات الأخرى المصنعة من المادة نفسها أو على الخط نفسه.</w:t>
-      </w:r>
-    </w:p>
-    <w:p>
-      <w:pPr>
-        <w:pStyle w:val="ListeParagraf"/>
-        <w:bidi/>
-        <w:spacing w:after="80"/>
-        <w:ind w:left="0" w:right="709"/>
-        <w:jc w:val="both"/>
-      </w:pPr>
-      <w:r>
-        <w:rPr>
-          <w:rFonts w:ascii="Calibri" w:hAnsi="Calibri" w:cs="Arial"/>
-          <w:rtl/>
-          <w:sz w:val="24"/>
-          <w:szCs w:val="24"/>
-        </w:rPr>
-        <w:t xml:space="preserve">3.3. يُحدد السبب الجذري باستخدام أساليب مثل لماذا الخمس أو مخطط عظمة السمكة.</w:t>
-      </w:r>
-    </w:p>
-    <w:p>
-      <w:pPr>
-        <w:pStyle w:val="ListeParagraf"/>
-        <w:bidi/>
-        <w:spacing w:after="80"/>
-        <w:ind w:left="0" w:right="709"/>
-        <w:jc w:val="both"/>
-      </w:pPr>
-    </w:p>
-    <w:p>
-      <w:pPr>
-        <w:pStyle w:val="ListeParagraf"/>
-        <w:bidi/>
-        <w:spacing w:before="120" w:after="60"/>
-        <w:ind w:left="0" w:right="709"/>
-      </w:pPr>
-      <w:r>
-        <w:rPr>
-          <w:rFonts w:ascii="Calibri" w:hAnsi="Calibri" w:cs="Arial"/>
-          <w:b/>
-          <w:bCs/>
-          <w:rtl/>
-          <w:sz w:val="24"/>
-          <w:szCs w:val="24"/>
-        </w:rPr>
-        <w:t xml:space="preserve">4. الإجراء التصحيحي والرد</w:t>
-      </w:r>
-    </w:p>
-    <w:p>
-      <w:pPr>
-        <w:pStyle w:val="ListeParagraf"/>
-        <w:bidi/>
-        <w:spacing w:after="80"/>
-        <w:ind w:left="0" w:right="709"/>
-        <w:jc w:val="both"/>
-      </w:pPr>
-      <w:r>
-        <w:rPr>
-          <w:rFonts w:ascii="Calibri" w:hAnsi="Calibri" w:cs="Arial"/>
-          <w:rtl/>
-          <w:sz w:val="24"/>
-          <w:szCs w:val="24"/>
-        </w:rPr>
-        <w:t xml:space="preserve">4.1. تُحدد الإجراءات التصحيحية مع المسؤولين والمواعيد المستهدفة وتُسجل في تقرير 8D.</w:t>
-      </w:r>
-    </w:p>
-    <w:p>
-      <w:pPr>
-        <w:pStyle w:val="ListeParagraf"/>
-        <w:bidi/>
-        <w:spacing w:after="80"/>
-        <w:ind w:left="0" w:right="709"/>
-        <w:jc w:val="both"/>
-      </w:pPr>
-      <w:r>
-        <w:rPr>
-          <w:rFonts w:ascii="Calibri" w:hAnsi="Calibri" w:cs="Arial"/>
-          <w:rtl/>
-          <w:sz w:val="24"/>
-          <w:szCs w:val="24"/>
-        </w:rPr>
-        <w:t xml:space="preserve">4.2. يُرسل تقرير 8D إلى العميل خلال المدة المتفق عليها، وعادةً خلال 10 أيام عمل.</w:t>
-      </w:r>
-    </w:p>
-    <w:p>
-      <w:pPr>
-        <w:pStyle w:val="ListeParagraf"/>
-        <w:bidi/>
-        <w:spacing w:after="80"/>
-        <w:ind w:left="0" w:right="709"/>
-        <w:jc w:val="both"/>
-      </w:pPr>
-      <w:r>
-        <w:rPr>
-          <w:rFonts w:ascii="Calibri" w:hAnsi="Calibri" w:cs="Arial"/>
-          <w:rtl/>
-          <w:sz w:val="24"/>
-          <w:szCs w:val="24"/>
-        </w:rPr>
-        <w:t xml:space="preserve">4.3. يُتفق مع العميل على القرارات التجارية (الاستبدال أو الإصلاح أو الخصم أو قبول المطالبة المالية) بعد موافقة المدير العام.</w:t>
-      </w:r>
-    </w:p>
-    <w:p>
-      <w:pPr>
-        <w:pStyle w:val="ListeParagraf"/>
-        <w:bidi/>
-        <w:spacing w:after="80"/>
-        <w:ind w:left="0" w:right="709"/>
-        <w:jc w:val="both"/>
-      </w:pPr>
-      <w:r>
-        <w:rPr>
-          <w:rFonts w:ascii="Calibri" w:hAnsi="Calibri" w:cs="Arial"/>
-          <w:rtl/>
-          <w:sz w:val="24"/>
-          <w:szCs w:val="24"/>
-        </w:rPr>
-        <w:t xml:space="preserve">4.4. عند الحاجة تُحدّث تعليمات العمل أو نقاط الفحص أو التدريب أو متطلبات الموردين.</w:t>
-      </w:r>
-    </w:p>
-    <w:p>
-      <w:pPr>
-        <w:pStyle w:val="ListeParagraf"/>
-        <w:bidi/>
-        <w:spacing w:after="80"/>
-        <w:ind w:left="0" w:right="709"/>
-        <w:jc w:val="both"/>
-      </w:pPr>
-    </w:p>
-    <w:p>
-      <w:pPr>
-        <w:pStyle w:val="ListeParagraf"/>
-        <w:bidi/>
-        <w:spacing w:before="120" w:after="60"/>
-        <w:ind w:left="0" w:right="709"/>
-      </w:pPr>
-      <w:r>
-        <w:rPr>
-          <w:rFonts w:ascii="Calibri" w:hAnsi="Calibri" w:cs="Arial"/>
-          <w:b/>
-          <w:bCs/>
-          <w:rtl/>
-          <w:sz w:val="24"/>
-          <w:szCs w:val="24"/>
-        </w:rPr>
-        <w:t xml:space="preserve">5. التحقق والإغلاق</w:t>
-      </w:r>
-    </w:p>
-    <w:p>
-      <w:pPr>
-        <w:pStyle w:val="ListeParagraf"/>
-        <w:bidi/>
-        <w:spacing w:after="80"/>
-        <w:ind w:left="0" w:right="709"/>
-        <w:jc w:val="both"/>
-      </w:pPr>
-      <w:r>
-        <w:rPr>
-          <w:rFonts w:ascii="Calibri" w:hAnsi="Calibri" w:cs="Arial"/>
-          <w:rtl/>
-          <w:sz w:val="24"/>
-          <w:szCs w:val="24"/>
-        </w:rPr>
-        <w:t xml:space="preserve">5.1. يتحقق قسم الجودة من فعالية الإجراءات التصحيحية في الإنتاج أو الشحنات التالية للعميل نفسه أو لنوع المنتج نفسه.</w:t>
-      </w:r>
-    </w:p>
-    <w:p>
-      <w:pPr>
-        <w:pStyle w:val="ListeParagraf"/>
-        <w:bidi/>
-        <w:spacing w:after="80"/>
-        <w:ind w:left="0" w:right="709"/>
-        <w:jc w:val="both"/>
-      </w:pPr>
-      <w:r>
-        <w:rPr>
-          <w:rFonts w:ascii="Calibri" w:hAnsi="Calibri" w:cs="Arial"/>
-          <w:rtl/>
-          <w:sz w:val="24"/>
-          <w:szCs w:val="24"/>
-        </w:rPr>
-        <w:t xml:space="preserve">5.2. لا تُغلق الشكوى في السجل إلا بعد التحقق من فعالية الإجراءات وإبلاغ العميل.</w:t>
-      </w:r>
-    </w:p>
-    <w:p>
-      <w:pPr>
-        <w:pStyle w:val="ListeParagraf"/>
-        <w:bidi/>
-        <w:spacing w:after="80"/>
-        <w:ind w:left="0" w:right="709"/>
-        <w:jc w:val="both"/>
-      </w:pPr>
-    </w:p>
-    <w:p>
-      <w:pPr>
-        <w:pStyle w:val="ListeParagraf"/>
-        <w:bidi/>
-        <w:spacing w:before="120" w:after="60"/>
-        <w:ind w:left="0" w:right="709"/>
-      </w:pPr>
-      <w:r>
-        <w:rPr>
-          <w:rFonts w:ascii="Calibri" w:hAnsi="Calibri" w:cs="Arial"/>
-          <w:b/>
-          <w:bCs/>
-          <w:rtl/>
-          <w:sz w:val="24"/>
-          <w:szCs w:val="24"/>
-        </w:rPr>
-        <w:t xml:space="preserve">6. المتابعة والأداء</w:t>
-      </w:r>
-    </w:p>
-    <w:p>
-      <w:pPr>
-        <w:pStyle w:val="ListeParagraf"/>
-        <w:bidi/>
-        <w:spacing w:after="80"/>
-        <w:ind w:left="0" w:right="709"/>
-        <w:jc w:val="both"/>
-      </w:pPr>
-      <w:r>
-        <w:rPr>
-          <w:rFonts w:ascii="Calibri" w:hAnsi="Calibri" w:cs="Arial"/>
-          <w:rtl/>
-          <w:sz w:val="24"/>
-          <w:szCs w:val="24"/>
-        </w:rPr>
-        <w:t xml:space="preserve">6.1. يتابع مدير ضمان الجودة المؤشرات التالية شهريًا ويعرضها في مراجعة الإدارة:</w:t>
+          <w:rtl/>
+          <w:sz w:val="24"/>
+          <w:szCs w:val="24"/>
+        </w:rPr>
+        <w:t xml:space="preserve">حرجة: مشكلات سلامة المنتج (إبرة مكسورة أو جسم حاد أو خطر اختناق) أو إخفاقات RSL / كيميائية أو أخطاء قانونية في الملصقات – الاحتواء خلال 24 ساعة.</w:t>
       </w:r>
     </w:p>
     <w:p>
@@ -2148,7 +2246,7 @@
           <w:sz w:val="24"/>
           <w:szCs w:val="24"/>
         </w:rPr>
-        <w:t xml:space="preserve">عدد الشكاوى لكل عميل ولكل مليون قطعة مشحونة،</w:t>
+        <w:t xml:space="preserve">رئيسية: عيوب جودة تؤثر على قابلية البيع أو كمية خاطئة أو تعبئة خاطئة – الرد الأول خلال يومي عمل.</w:t>
       </w:r>
     </w:p>
     <w:p>
@@ -2169,7 +2267,389 @@
           <w:sz w:val="24"/>
           <w:szCs w:val="24"/>
         </w:rPr>
-        <w:t xml:space="preserve">متوسط زمن الرد ونسبة الشكاوى المغلقة في الوقت المحدد (%)،</w:t>
+        <w:t xml:space="preserve">ثانوية: عيوب محدودة التأثير على المنتج أو أخطاء في الوثائق – الرد الأول خلال 5 أيام عمل.</w:t>
+      </w:r>
+    </w:p>
+    <w:p>
+      <w:pPr>
+        <w:pStyle w:val="ListeParagraf"/>
+        <w:bidi/>
+        <w:spacing w:after="80"/>
+        <w:ind w:left="0" w:right="709"/>
+        <w:jc w:val="both"/>
+      </w:pPr>
+      <w:r>
+        <w:rPr>
+          <w:rFonts w:ascii="Calibri" w:hAnsi="Calibri" w:cs="Arial"/>
+          <w:rtl/>
+          <w:sz w:val="24"/>
+          <w:szCs w:val="24"/>
+        </w:rPr>
+        <w:t xml:space="preserve">2.2. تُرفع الشكاوى الحرجة فورًا إلى المدير العام، وعند الحاجة إلى سحب المنتج يُطبق الإجراء EMS.QA.PRO.02.08.</w:t>
+      </w:r>
+    </w:p>
+    <w:p>
+      <w:pPr>
+        <w:pStyle w:val="ListeParagraf"/>
+        <w:bidi/>
+        <w:spacing w:after="80"/>
+        <w:ind w:left="0" w:right="709"/>
+        <w:jc w:val="both"/>
+      </w:pPr>
+    </w:p>
+    <w:p>
+      <w:pPr>
+        <w:pStyle w:val="ListeParagraf"/>
+        <w:bidi/>
+        <w:spacing w:before="120" w:after="60"/>
+        <w:ind w:left="0" w:right="709"/>
+      </w:pPr>
+      <w:r>
+        <w:rPr>
+          <w:rFonts w:ascii="Calibri" w:hAnsi="Calibri" w:cs="Arial"/>
+          <w:b/>
+          <w:bCs/>
+          <w:rtl/>
+          <w:sz w:val="24"/>
+          <w:szCs w:val="24"/>
+        </w:rPr>
+        <w:t xml:space="preserve">3. التحقيق والاحتواء</w:t>
+      </w:r>
+    </w:p>
+    <w:p>
+      <w:pPr>
+        <w:pStyle w:val="ListeParagraf"/>
+        <w:bidi/>
+        <w:spacing w:after="80"/>
+        <w:ind w:left="0" w:right="709"/>
+        <w:jc w:val="both"/>
+      </w:pPr>
+      <w:r>
+        <w:rPr>
+          <w:rFonts w:ascii="Calibri" w:hAnsi="Calibri" w:cs="Arial"/>
+          <w:rtl/>
+          <w:sz w:val="24"/>
+          <w:szCs w:val="24"/>
+        </w:rPr>
+        <w:t xml:space="preserve">3.1. يشكل مدير ضمان الجودة فريقًا مع الأقسام ذات الصلة ويراجع سجلات الإنتاج والفحص والاختبار للطلبية باستخدام سجلات التتبع.</w:t>
+      </w:r>
+    </w:p>
+    <w:p>
+      <w:pPr>
+        <w:pStyle w:val="ListeParagraf"/>
+        <w:bidi/>
+        <w:spacing w:after="80"/>
+        <w:ind w:left="0" w:right="709"/>
+        <w:jc w:val="both"/>
+      </w:pPr>
+      <w:r>
+        <w:rPr>
+          <w:rFonts w:ascii="Calibri" w:hAnsi="Calibri" w:cs="Arial"/>
+          <w:rtl/>
+          <w:sz w:val="24"/>
+          <w:szCs w:val="24"/>
+        </w:rPr>
+        <w:t xml:space="preserve">3.2. تُتخذ إجراءات الاحتواء مثل حجز المخزون أو إعادة فحص البضائع في المستودع أو فحص الطلبيات الأخرى المصنوعة من المادة نفسها أو على الخط نفسه. وتُفحص البضائع الموجودة في المخزون وفي الإنتاج وفي الطريق من الدفعة نفسها خلال 24 ساعة.</w:t>
+      </w:r>
+    </w:p>
+    <w:p>
+      <w:pPr>
+        <w:pStyle w:val="ListeParagraf"/>
+        <w:bidi/>
+        <w:spacing w:after="80"/>
+        <w:ind w:left="0" w:right="709"/>
+        <w:jc w:val="both"/>
+      </w:pPr>
+      <w:r>
+        <w:rPr>
+          <w:rFonts w:ascii="Calibri" w:hAnsi="Calibri" w:cs="Arial"/>
+          <w:rtl/>
+          <w:sz w:val="24"/>
+          <w:szCs w:val="24"/>
+        </w:rPr>
+        <w:t xml:space="preserve">3.3. يُحدد السبب الجذري باستخدام طرق مثل «لماذا الخمسة» أو مخطط عظمة السمكة.</w:t>
+      </w:r>
+    </w:p>
+    <w:p>
+      <w:pPr>
+        <w:pStyle w:val="ListeParagraf"/>
+        <w:bidi/>
+        <w:spacing w:after="80"/>
+        <w:ind w:left="0" w:right="709"/>
+        <w:jc w:val="both"/>
+      </w:pPr>
+      <w:r>
+        <w:rPr>
+          <w:rFonts w:ascii="Calibri" w:hAnsi="Calibri" w:cs="Arial"/>
+          <w:rtl/>
+          <w:sz w:val="24"/>
+          <w:szCs w:val="24"/>
+        </w:rPr>
+        <w:t xml:space="preserve">3.4. يُبحث في سبب الحدوث (لماذا صُنع العيب) وسبب الإفلات (لماذا لم يُكتشف في الفحص) ويُثبتان بالبيانات؛ وتُسجل النتيجة في نموذج تحليل السبب الجذري.</w:t>
+      </w:r>
+    </w:p>
+    <w:p>
+      <w:pPr>
+        <w:pStyle w:val="ListeParagraf"/>
+        <w:bidi/>
+        <w:spacing w:after="80"/>
+        <w:ind w:left="0" w:right="709"/>
+        <w:jc w:val="both"/>
+      </w:pPr>
+      <w:r>
+        <w:rPr>
+          <w:rFonts w:ascii="Calibri" w:hAnsi="Calibri" w:cs="Arial"/>
+          <w:rtl/>
+          <w:sz w:val="24"/>
+          <w:szCs w:val="24"/>
+        </w:rPr>
+        <w:t xml:space="preserve">3.5. بالنسبة للبضائع الموجودة لدى العميل، يُتفق مع العميل على الفرز أو الإصلاح أو الاستبدال أو الإرجاع.</w:t>
+      </w:r>
+    </w:p>
+    <w:p>
+      <w:pPr>
+        <w:pStyle w:val="ListeParagraf"/>
+        <w:bidi/>
+        <w:spacing w:after="80"/>
+        <w:ind w:left="0" w:right="709"/>
+        <w:jc w:val="both"/>
+      </w:pPr>
+    </w:p>
+    <w:p>
+      <w:pPr>
+        <w:pStyle w:val="ListeParagraf"/>
+        <w:bidi/>
+        <w:spacing w:before="120" w:after="60"/>
+        <w:ind w:left="0" w:right="709"/>
+      </w:pPr>
+      <w:r>
+        <w:rPr>
+          <w:rFonts w:ascii="Calibri" w:hAnsi="Calibri" w:cs="Arial"/>
+          <w:b/>
+          <w:bCs/>
+          <w:rtl/>
+          <w:sz w:val="24"/>
+          <w:szCs w:val="24"/>
+        </w:rPr>
+        <w:t xml:space="preserve">4. الإجراء التصحيحي والرد</w:t>
+      </w:r>
+    </w:p>
+    <w:p>
+      <w:pPr>
+        <w:pStyle w:val="ListeParagraf"/>
+        <w:bidi/>
+        <w:spacing w:after="80"/>
+        <w:ind w:left="0" w:right="709"/>
+        <w:jc w:val="both"/>
+      </w:pPr>
+      <w:r>
+        <w:rPr>
+          <w:rFonts w:ascii="Calibri" w:hAnsi="Calibri" w:cs="Arial"/>
+          <w:rtl/>
+          <w:sz w:val="24"/>
+          <w:szCs w:val="24"/>
+        </w:rPr>
+        <w:t xml:space="preserve">4.1. تُحدد الإجراءات التصحيحية مع المسؤولين والمواعيد المستهدفة وتُسجل في تقرير 8D. وتفتح كل شكوى عميل إجراءً تصحيحيًا (CAPA).</w:t>
+      </w:r>
+    </w:p>
+    <w:p>
+      <w:pPr>
+        <w:pStyle w:val="ListeParagraf"/>
+        <w:bidi/>
+        <w:spacing w:after="80"/>
+        <w:ind w:left="0" w:right="709"/>
+        <w:jc w:val="both"/>
+      </w:pPr>
+      <w:r>
+        <w:rPr>
+          <w:rFonts w:ascii="Calibri" w:hAnsi="Calibri" w:cs="Arial"/>
+          <w:rtl/>
+          <w:sz w:val="24"/>
+          <w:szCs w:val="24"/>
+        </w:rPr>
+        <w:t xml:space="preserve">4.2. يُرسل تقرير 8D إلى العميل خلال المدة المتفق عليها، وعادة خلال 10 أيام عمل؛ ويُقدم رد الاحتواء خلال 24 ساعة.</w:t>
+      </w:r>
+    </w:p>
+    <w:p>
+      <w:pPr>
+        <w:pStyle w:val="ListeParagraf"/>
+        <w:bidi/>
+        <w:spacing w:after="80"/>
+        <w:ind w:left="0" w:right="709"/>
+        <w:jc w:val="both"/>
+      </w:pPr>
+      <w:r>
+        <w:rPr>
+          <w:rFonts w:ascii="Calibri" w:hAnsi="Calibri" w:cs="Arial"/>
+          <w:rtl/>
+          <w:sz w:val="24"/>
+          <w:szCs w:val="24"/>
+        </w:rPr>
+        <w:t xml:space="preserve">4.3. تُتفق القرارات التجارية (الاستبدال أو الإصلاح أو الخصم أو قبول المطالبة) مع العميل بعد موافقة المدير العام.</w:t>
+      </w:r>
+    </w:p>
+    <w:p>
+      <w:pPr>
+        <w:pStyle w:val="ListeParagraf"/>
+        <w:bidi/>
+        <w:spacing w:after="80"/>
+        <w:ind w:left="0" w:right="709"/>
+        <w:jc w:val="both"/>
+      </w:pPr>
+      <w:r>
+        <w:rPr>
+          <w:rFonts w:ascii="Calibri" w:hAnsi="Calibri" w:cs="Arial"/>
+          <w:rtl/>
+          <w:sz w:val="24"/>
+          <w:szCs w:val="24"/>
+        </w:rPr>
+        <w:t xml:space="preserve">4.4. عند الحاجة تُحدّث تعليمات العمل ونقاط الفحص والتدريب ومتطلبات الموردين، ويُعمم الإجراء التصحيحي على المنتجات والخطوط والعمليات المماثلة، وتُحدّث تقييمات المخاطر.</w:t>
+      </w:r>
+    </w:p>
+    <w:p>
+      <w:pPr>
+        <w:pStyle w:val="ListeParagraf"/>
+        <w:bidi/>
+        <w:spacing w:after="80"/>
+        <w:ind w:left="0" w:right="709"/>
+        <w:jc w:val="both"/>
+      </w:pPr>
+      <w:r>
+        <w:rPr>
+          <w:rFonts w:ascii="Calibri" w:hAnsi="Calibri" w:cs="Arial"/>
+          <w:rtl/>
+          <w:sz w:val="24"/>
+          <w:szCs w:val="24"/>
+        </w:rPr>
+        <w:t xml:space="preserve">4.5. إذا كان السبب لدى مورد أو مقاول من الباطن، يُطلب منه تقرير 8D وفق إجراءات تقييم الموردين.</w:t>
+      </w:r>
+    </w:p>
+    <w:p>
+      <w:pPr>
+        <w:pStyle w:val="ListeParagraf"/>
+        <w:bidi/>
+        <w:spacing w:after="80"/>
+        <w:ind w:left="0" w:right="709"/>
+        <w:jc w:val="both"/>
+      </w:pPr>
+    </w:p>
+    <w:p>
+      <w:pPr>
+        <w:pStyle w:val="ListeParagraf"/>
+        <w:bidi/>
+        <w:spacing w:before="120" w:after="60"/>
+        <w:ind w:left="0" w:right="709"/>
+      </w:pPr>
+      <w:r>
+        <w:rPr>
+          <w:rFonts w:ascii="Calibri" w:hAnsi="Calibri" w:cs="Arial"/>
+          <w:b/>
+          <w:bCs/>
+          <w:rtl/>
+          <w:sz w:val="24"/>
+          <w:szCs w:val="24"/>
+        </w:rPr>
+        <w:t xml:space="preserve">5. التحقق والإغلاق</w:t>
+      </w:r>
+    </w:p>
+    <w:p>
+      <w:pPr>
+        <w:pStyle w:val="ListeParagraf"/>
+        <w:bidi/>
+        <w:spacing w:after="80"/>
+        <w:ind w:left="0" w:right="709"/>
+        <w:jc w:val="both"/>
+      </w:pPr>
+      <w:r>
+        <w:rPr>
+          <w:rFonts w:ascii="Calibri" w:hAnsi="Calibri" w:cs="Arial"/>
+          <w:rtl/>
+          <w:sz w:val="24"/>
+          <w:szCs w:val="24"/>
+        </w:rPr>
+        <w:t xml:space="preserve">5.1. تتحقق الجودة من فعالية الإجراءات التصحيحية في الإنتاج التالي أو الشحنات التالية للعميل نفسه أو لنوع المنتج نفسه.</w:t>
+      </w:r>
+    </w:p>
+    <w:p>
+      <w:pPr>
+        <w:pStyle w:val="ListeParagraf"/>
+        <w:bidi/>
+        <w:spacing w:after="80"/>
+        <w:ind w:left="0" w:right="709"/>
+        <w:jc w:val="both"/>
+      </w:pPr>
+      <w:r>
+        <w:rPr>
+          <w:rFonts w:ascii="Calibri" w:hAnsi="Calibri" w:cs="Arial"/>
+          <w:rtl/>
+          <w:sz w:val="24"/>
+          <w:szCs w:val="24"/>
+        </w:rPr>
+        <w:t xml:space="preserve">5.2. لا تُغلق الشكوى في السجل إلا بعد التحقق من فعالية الإجراءات وإبلاغ العميل؛ ويُوقَّع نموذج الإغلاق وتُرفق الأدلة. وإذا لم يقبل العميل الرد يُعاد فتح التحليل.</w:t>
+      </w:r>
+    </w:p>
+    <w:p>
+      <w:pPr>
+        <w:pStyle w:val="ListeParagraf"/>
+        <w:bidi/>
+        <w:spacing w:after="80"/>
+        <w:ind w:left="0" w:right="709"/>
+        <w:jc w:val="both"/>
+      </w:pPr>
+      <w:r>
+        <w:rPr>
+          <w:rFonts w:ascii="Calibri" w:hAnsi="Calibri" w:cs="Arial"/>
+          <w:rtl/>
+          <w:sz w:val="24"/>
+          <w:szCs w:val="24"/>
+        </w:rPr>
+        <w:t xml:space="preserve">5.3. مدة الإغلاق المستهدفة 15 يومًا؛ وتُصعَّد الشكاوى المتأخرة إلى المدير العام.</w:t>
+      </w:r>
+    </w:p>
+    <w:p>
+      <w:pPr>
+        <w:pStyle w:val="ListeParagraf"/>
+        <w:bidi/>
+        <w:spacing w:after="80"/>
+        <w:ind w:left="0" w:right="709"/>
+        <w:jc w:val="both"/>
+      </w:pPr>
+    </w:p>
+    <w:p>
+      <w:pPr>
+        <w:pStyle w:val="ListeParagraf"/>
+        <w:bidi/>
+        <w:spacing w:before="120" w:after="60"/>
+        <w:ind w:left="0" w:right="709"/>
+      </w:pPr>
+      <w:r>
+        <w:rPr>
+          <w:rFonts w:ascii="Calibri" w:hAnsi="Calibri" w:cs="Arial"/>
+          <w:b/>
+          <w:bCs/>
+          <w:rtl/>
+          <w:sz w:val="24"/>
+          <w:szCs w:val="24"/>
+        </w:rPr>
+        <w:t xml:space="preserve">6. المتابعة والأداء</w:t>
+      </w:r>
+    </w:p>
+    <w:p>
+      <w:pPr>
+        <w:pStyle w:val="ListeParagraf"/>
+        <w:bidi/>
+        <w:spacing w:after="80"/>
+        <w:ind w:left="0" w:right="709"/>
+        <w:jc w:val="both"/>
+      </w:pPr>
+      <w:r>
+        <w:rPr>
+          <w:rFonts w:ascii="Calibri" w:hAnsi="Calibri" w:cs="Arial"/>
+          <w:rtl/>
+          <w:sz w:val="24"/>
+          <w:szCs w:val="24"/>
+        </w:rPr>
+        <w:t xml:space="preserve">6.1. يتابع مدير ضمان الجودة المؤشرات التالية شهريًا ويعرضها في مراجعة الإدارة:</w:t>
       </w:r>
     </w:p>
     <w:p>
@@ -2190,35 +2670,7 @@
           <w:sz w:val="24"/>
           <w:szCs w:val="24"/>
         </w:rPr>
-        <w:t xml:space="preserve">قيمة الخصومات المالية وعدد الشكاوى المتكررة.</w:t>
-      </w:r>
-    </w:p>
-    <w:p>
-      <w:pPr>
-        <w:pStyle w:val="ListeParagraf"/>
-        <w:bidi/>
-        <w:spacing w:after="80"/>
-        <w:ind w:left="0" w:right="709"/>
-        <w:jc w:val="both"/>
-      </w:pPr>
-    </w:p>
-    <w:p>
-      <w:pPr>
-        <w:pStyle w:val="ListeParagraf"/>
-        <w:bidi/>
-        <w:spacing w:before="120" w:after="60"/>
-        <w:ind w:left="0" w:right="709"/>
-      </w:pPr>
-      <w:r>
-        <w:rPr>
-          <w:rFonts w:ascii="Calibri" w:hAnsi="Calibri" w:cs="Arial"/>
-          <w:b/>
-          <w:bCs/>
-          <w:rtl/>
-          <w:sz w:val="24"/>
-          <w:szCs w:val="24"/>
-        </w:rPr>
-        <w:t xml:space="preserve">7. الوثائق والسجلات ذات الصلة</w:t>
+        <w:t xml:space="preserve">عدد الشكاوى لكل عميل ولكل مليون قطعة مشحونة،</w:t>
       </w:r>
     </w:p>
     <w:p>
@@ -2239,7 +2691,7 @@
           <w:sz w:val="24"/>
           <w:szCs w:val="24"/>
         </w:rPr>
-        <w:t xml:space="preserve">سجل شكاوى العملاء</w:t>
+        <w:t xml:space="preserve">متوسط زمن الرد ونسبة الشكاوى المغلقة في موعدها (%)،</w:t>
       </w:r>
     </w:p>
     <w:p>
@@ -2260,7 +2712,135 @@
           <w:sz w:val="24"/>
           <w:szCs w:val="24"/>
         </w:rPr>
-        <w:t xml:space="preserve">تقارير 8D وسجلات تحليل السبب الجذري</w:t>
+        <w:t xml:space="preserve">قيمة الخصومات وعدد الشكاوى المتكررة.</w:t>
+      </w:r>
+    </w:p>
+    <w:p>
+      <w:pPr>
+        <w:pStyle w:val="ListeParagraf"/>
+        <w:bidi/>
+        <w:spacing w:after="80"/>
+        <w:ind w:left="0" w:right="709"/>
+        <w:jc w:val="both"/>
+      </w:pPr>
+      <w:r>
+        <w:rPr>
+          <w:rFonts w:ascii="Calibri" w:hAnsi="Calibri" w:cs="Arial"/>
+          <w:rtl/>
+          <w:sz w:val="24"/>
+          <w:szCs w:val="24"/>
+        </w:rPr>
+        <w:t xml:space="preserve">6.2. تُحلل الشكاوى شهريًا حسب النوع والعميل والمنتج والقسم والسبب بمخطط باريتو؛ وتؤدي أنواع الشكاوى المتكررة إلى إجراء تصحيحي على مستوى النظام.</w:t>
+      </w:r>
+    </w:p>
+    <w:p>
+      <w:pPr>
+        <w:pStyle w:val="ListeParagraf"/>
+        <w:bidi/>
+        <w:spacing w:after="80"/>
+        <w:ind w:left="0" w:right="709"/>
+        <w:jc w:val="both"/>
+      </w:pPr>
+      <w:r>
+        <w:rPr>
+          <w:rFonts w:ascii="Calibri" w:hAnsi="Calibri" w:cs="Arial"/>
+          <w:rtl/>
+          <w:sz w:val="24"/>
+          <w:szCs w:val="24"/>
+        </w:rPr>
+        <w:t xml:space="preserve">6.3. أمثلة على الأهداف، وتُحدّث وفق سياسة الشركة ومواصفات العملاء: الرد الأول خلال 24 ساعة، والإغلاق خلال 15 يومًا، وعدم تكرار الشكوى خلال 12 شهرًا، وبحد أقصى 500 PPM.</w:t>
+      </w:r>
+    </w:p>
+    <w:p>
+      <w:pPr>
+        <w:pStyle w:val="ListeParagraf"/>
+        <w:bidi/>
+        <w:spacing w:after="80"/>
+        <w:ind w:left="0" w:right="709"/>
+        <w:jc w:val="both"/>
+      </w:pPr>
+    </w:p>
+    <w:p>
+      <w:pPr>
+        <w:pStyle w:val="ListeParagraf"/>
+        <w:bidi/>
+        <w:spacing w:before="120" w:after="60"/>
+        <w:ind w:left="0" w:right="709"/>
+      </w:pPr>
+      <w:r>
+        <w:rPr>
+          <w:rFonts w:ascii="Calibri" w:hAnsi="Calibri" w:cs="Arial"/>
+          <w:b/>
+          <w:bCs/>
+          <w:rtl/>
+          <w:sz w:val="24"/>
+          <w:szCs w:val="24"/>
+        </w:rPr>
+        <w:t xml:space="preserve">7. حالات عدم المطابقة والتصعيد</w:t>
+      </w:r>
+    </w:p>
+    <w:p>
+      <w:pPr>
+        <w:pStyle w:val="ListeParagraf"/>
+        <w:bidi/>
+        <w:spacing w:after="80"/>
+        <w:ind w:left="0" w:right="709"/>
+        <w:jc w:val="both"/>
+      </w:pPr>
+      <w:r>
+        <w:rPr>
+          <w:rFonts w:ascii="Calibri" w:hAnsi="Calibri" w:cs="Arial"/>
+          <w:rtl/>
+          <w:sz w:val="24"/>
+          <w:szCs w:val="24"/>
+        </w:rPr>
+        <w:t xml:space="preserve">7.1. تؤدي الشكوى الثانية في الموضوع نفسه أو الشكوى الحرجة أو الملاحظة المتعلقة بشكوى في تدقيق العميل إلى إجراء تصحيحي على مستوى النظام وتُرفع إلى المدير العام.</w:t>
+      </w:r>
+    </w:p>
+    <w:p>
+      <w:pPr>
+        <w:pStyle w:val="ListeParagraf"/>
+        <w:bidi/>
+        <w:spacing w:after="80"/>
+        <w:ind w:left="0" w:right="709"/>
+        <w:jc w:val="both"/>
+      </w:pPr>
+      <w:r>
+        <w:rPr>
+          <w:rFonts w:ascii="Calibri" w:hAnsi="Calibri" w:cs="Arial"/>
+          <w:rtl/>
+          <w:sz w:val="24"/>
+          <w:szCs w:val="24"/>
+        </w:rPr>
+        <w:t xml:space="preserve">7.2. تُخزن البضائع المرتجعة في منطقة منفصلة ومعلَّمة؛ وتُتداول البضائع ذات الخطر الكيميائي أو البيولوجي باستخدام معدات الوقاية.</w:t>
+      </w:r>
+    </w:p>
+    <w:p>
+      <w:pPr>
+        <w:pStyle w:val="ListeParagraf"/>
+        <w:bidi/>
+        <w:spacing w:after="80"/>
+        <w:ind w:left="0" w:right="709"/>
+        <w:jc w:val="both"/>
+      </w:pPr>
+    </w:p>
+    <w:p>
+      <w:pPr>
+        <w:pStyle w:val="ListeParagraf"/>
+        <w:bidi/>
+        <w:spacing w:before="120" w:after="60"/>
+        <w:ind w:left="0" w:right="709"/>
+      </w:pPr>
+      <w:r>
+        <w:rPr>
+          <w:rFonts w:ascii="Calibri" w:hAnsi="Calibri" w:cs="Arial"/>
+          <w:b/>
+          <w:bCs/>
+          <w:rtl/>
+          <w:sz w:val="24"/>
+          <w:szCs w:val="24"/>
+        </w:rPr>
+        <w:t xml:space="preserve">8. الوثائق والسجلات ذات الصلة</w:t>
       </w:r>
     </w:p>
     <w:p>
@@ -2281,7 +2861,7 @@
           <w:sz w:val="24"/>
           <w:szCs w:val="24"/>
         </w:rPr>
-        <w:t xml:space="preserve">سجلات الإجراءات التصحيحية</w:t>
+        <w:t xml:space="preserve">سجل شكاوى العملاء ونموذج شكوى العميل (PRS-SIK-01، FRM-SIK-01)</w:t>
       </w:r>
     </w:p>
     <w:p>
@@ -2302,7 +2882,7 @@
           <w:sz w:val="24"/>
           <w:szCs w:val="24"/>
         </w:rPr>
-        <w:t xml:space="preserve">EMS.QA.PRO.02.06. إجراء الإبلاغ عن عدم المطابقة</w:t>
+        <w:t xml:space="preserve">تقارير 8D وسجلات تحليل السبب الجذري (FRM-SIK-02)؛ تعليمات تحليل السبب الجذري (TLM-SIK-02)</w:t>
       </w:r>
     </w:p>
     <w:p>
@@ -2323,7 +2903,7 @@
           <w:sz w:val="24"/>
           <w:szCs w:val="24"/>
         </w:rPr>
-        <w:t xml:space="preserve">EMS.QA.PRO.02.08. إجراء التتبع وسحب المنتج</w:t>
+        <w:t xml:space="preserve">نموذج إغلاق الشكوى (FRM-SIK-03)؛ تعليمات الرد على العميل والإغلاق (TLM-SIK-03)؛ تعليمات استلام الشكوى وتسجيلها (TLM-SIK-01)</w:t>
       </w:r>
     </w:p>
     <w:p>
@@ -2344,7 +2924,91 @@
           <w:sz w:val="24"/>
           <w:szCs w:val="24"/>
         </w:rPr>
-        <w:t xml:space="preserve">EMS.YS.PRO.11.02. إجراء التدقيق الداخلي وعدم المطابقة والإجراءات التصحيحية</w:t>
+        <w:t xml:space="preserve">سجلات الإجراءات التصحيحية وتقرير تحليل الشكاوى الشهري</w:t>
+      </w:r>
+    </w:p>
+    <w:p>
+      <w:pPr>
+        <w:pStyle w:val="ListeParagraf"/>
+        <w:numPr>
+          <w:ilvl w:val="0"/>
+          <w:numId w:val="1"/>
+        </w:numPr>
+        <w:bidi/>
+        <w:spacing w:after="60"/>
+        <w:jc w:val="both"/>
+      </w:pPr>
+      <w:r>
+        <w:rPr>
+          <w:rFonts w:ascii="Calibri" w:hAnsi="Calibri" w:cs="Arial"/>
+          <w:rtl/>
+          <w:sz w:val="24"/>
+          <w:szCs w:val="24"/>
+        </w:rPr>
+        <w:t xml:space="preserve">EMS.KS.PRO.22.02. إجراء التحكم في المنتجات غير المطابقة</w:t>
+      </w:r>
+    </w:p>
+    <w:p>
+      <w:pPr>
+        <w:pStyle w:val="ListeParagraf"/>
+        <w:numPr>
+          <w:ilvl w:val="0"/>
+          <w:numId w:val="1"/>
+        </w:numPr>
+        <w:bidi/>
+        <w:spacing w:after="60"/>
+        <w:jc w:val="both"/>
+      </w:pPr>
+      <w:r>
+        <w:rPr>
+          <w:rFonts w:ascii="Calibri" w:hAnsi="Calibri" w:cs="Arial"/>
+          <w:rtl/>
+          <w:sz w:val="24"/>
+          <w:szCs w:val="24"/>
+        </w:rPr>
+        <w:t xml:space="preserve">EMS.KS.PRO.22.03. إجراء الإجراءات التصحيحية والوقائية (CAPA) لمشكلات الجودة</w:t>
+      </w:r>
+    </w:p>
+    <w:p>
+      <w:pPr>
+        <w:pStyle w:val="ListeParagraf"/>
+        <w:numPr>
+          <w:ilvl w:val="0"/>
+          <w:numId w:val="1"/>
+        </w:numPr>
+        <w:bidi/>
+        <w:spacing w:after="60"/>
+        <w:jc w:val="both"/>
+      </w:pPr>
+      <w:r>
+        <w:rPr>
+          <w:rFonts w:ascii="Calibri" w:hAnsi="Calibri" w:cs="Arial"/>
+          <w:rtl/>
+          <w:sz w:val="24"/>
+          <w:szCs w:val="24"/>
+        </w:rPr>
+        <w:t xml:space="preserve">EMS.QA.PRO.02.08. إجراء التتبع وسحب المنتجات</w:t>
+      </w:r>
+    </w:p>
+    <w:p>
+      <w:pPr>
+        <w:pStyle w:val="ListeParagraf"/>
+        <w:numPr>
+          <w:ilvl w:val="0"/>
+          <w:numId w:val="1"/>
+        </w:numPr>
+        <w:bidi/>
+        <w:spacing w:after="60"/>
+        <w:jc w:val="both"/>
+      </w:pPr>
+      <w:r>
+        <w:rPr>
+          <w:rFonts w:ascii="Calibri" w:hAnsi="Calibri" w:cs="Arial"/>
+          <w:rtl/>
+          <w:sz w:val="24"/>
+          <w:szCs w:val="24"/>
+        </w:rPr>
+        <w:t xml:space="preserve">EMS.YS.PRO.11.02. إجراء التدقيق الداخلي وعدم المطابقة والإجراء التصحيحي</w:t>
       </w:r>
     </w:p>
     <w:p>
@@ -2372,7 +3036,7 @@
           <w:sz w:val="24"/>
           <w:szCs w:val="24"/>
         </w:rPr>
-        <w:t xml:space="preserve">8. التغذية الراجعة والمتابعة</w:t>
+        <w:t xml:space="preserve">9. التغذية الراجعة والمتابعة</w:t>
       </w:r>
     </w:p>
     <w:p>
@@ -2393,7 +3057,6 @@
         <w:t xml:space="preserve">يُراجع هذا الإجراء سنويًا من قبل مدير ضمان الجودة. وتُقيّم اتجاهات الشكاوى وملاحظات العملاء في مراجعة الإدارة، ويُعدل الإجراء عند الحاجة.</w:t>
       </w:r>
     </w:p>
-    <w:p/>
     <w:p>
       <w:pPr>
         <w:pStyle w:val="ListeParagraf"/>
@@ -3591,6 +4254,23 @@
     </w:tbl>
     <w:p>
       <w:pPr>
+        <w:pStyle w:val="ListeParagraf"/>
+        <w:spacing w:before="160" w:after="0"/>
+        <w:ind w:left="709"/>
+      </w:pPr>
+      <w:r>
+        <w:rPr>
+          <w:rFonts w:ascii="Calibri" w:hAnsi="Calibri" w:cs="Calibri"/>
+          <w:b/>
+          <w:bCs/>
+          <w:sz w:val="20"/>
+          <w:szCs w:val="20"/>
+        </w:rPr>
+        <w:t xml:space="preserve">Hazırlayan: Kalite Güvence Müdürü  ..........................    Kalite Müdürü: ..........................</w:t>
+      </w:r>
+    </w:p>
+    <w:p>
+      <w:pPr>
         <w:tabs>
           <w:tab w:val="left" w:pos="851"/>
         </w:tabs>
@@ -4135,7 +4815,7 @@
               <w:sz w:val="16"/>
               <w:szCs w:val="16"/>
             </w:rPr>
-            <w:t>0</w:t>
+            <w:t>1</w:t>
           </w:r>
         </w:p>
         <w:p>
@@ -4154,7 +4834,7 @@
               <w:sz w:val="16"/>
               <w:szCs w:val="16"/>
             </w:rPr>
-            <w:t>… / … / …</w:t>
+            <w:t>14.10.2026</w:t>
           </w:r>
         </w:p>
       </w:tc>

--- a/prosedurler/EMS.QA.PRO.02.10. Customer Complaint Handling Procedure.docx
+++ b/prosedurler/EMS.QA.PRO.02.10. Customer Complaint Handling Procedure.docx
@@ -4266,7 +4266,41 @@
           <w:sz w:val="20"/>
           <w:szCs w:val="20"/>
         </w:rPr>
-        <w:t xml:space="preserve">Hazırlayan: Kalite Güvence Müdürü  ..........................    Kalite Müdürü: ..........................</w:t>
+        <w:t xml:space="preserve">Hazırlayan: Kalite Güvence Müdürü  ..........................</w:t>
+      </w:r>
+    </w:p>
+    <w:p>
+      <w:pPr>
+        <w:pStyle w:val="ListeParagraf"/>
+        <w:spacing w:before="40" w:after="0"/>
+        <w:ind w:left="709"/>
+      </w:pPr>
+      <w:r>
+        <w:rPr>
+          <w:rFonts w:ascii="Calibri" w:hAnsi="Calibri" w:cs="Calibri"/>
+          <w:b/>
+          <w:bCs/>
+          <w:sz w:val="20"/>
+          <w:szCs w:val="20"/>
+        </w:rPr>
+        <w:t xml:space="preserve">Kontrol: Fabrika Müdürü  ..........................</w:t>
+      </w:r>
+    </w:p>
+    <w:p>
+      <w:pPr>
+        <w:pStyle w:val="ListeParagraf"/>
+        <w:spacing w:before="40" w:after="0"/>
+        <w:ind w:left="709"/>
+      </w:pPr>
+      <w:r>
+        <w:rPr>
+          <w:rFonts w:ascii="Calibri" w:hAnsi="Calibri" w:cs="Calibri"/>
+          <w:b/>
+          <w:bCs/>
+          <w:sz w:val="20"/>
+          <w:szCs w:val="20"/>
+        </w:rPr>
+        <w:t xml:space="preserve">Kalite Müdürü: ..........................    Fabrika Müdürü: ..........................</w:t>
       </w:r>
     </w:p>
     <w:p>

--- a/prosedurler/EMS.QA.PRO.02.10. Customer Complaint Handling Procedure.docx
+++ b/prosedurler/EMS.QA.PRO.02.10. Customer Complaint Handling Procedure.docx
@@ -1265,7 +1265,7 @@
           <w:sz w:val="24"/>
           <w:szCs w:val="24"/>
         </w:rPr>
-        <w:t xml:space="preserve">Customer Complaint Register and Customer Complaint Form (PRS-SIK-01, FRM-SIK-01)</w:t>
+        <w:t xml:space="preserve">Customer Complaint Register and Customer Complaint Form (EMS.QA.PRO.02.10, EMS.QA.FRM.10.01)</w:t>
       </w:r>
     </w:p>
     <w:p>
@@ -1284,7 +1284,7 @@
           <w:sz w:val="24"/>
           <w:szCs w:val="24"/>
         </w:rPr>
-        <w:t xml:space="preserve">8D Reports and Root Cause Analysis Records (FRM-SIK-02); root cause analysis instruction (TLM-SIK-02)</w:t>
+        <w:t xml:space="preserve">8D Reports and Root Cause Analysis Records (EMS.QA.FRM.10.02); root cause analysis instruction (EMS.QA.TL.02.07)</w:t>
       </w:r>
     </w:p>
     <w:p>
@@ -1303,7 +1303,7 @@
           <w:sz w:val="24"/>
           <w:szCs w:val="24"/>
         </w:rPr>
-        <w:t xml:space="preserve">Complaint Closure Form (FRM-SIK-03); customer reply and closure instruction (TLM-SIK-03); complaint intake and record instruction (TLM-SIK-01)</w:t>
+        <w:t xml:space="preserve">Complaint Closure Form (EMS.QA.FRM.10.03); customer reply and closure instruction (EMS.QA.TL.02.07); complaint intake and record instruction (EMS.QA.TL.02.07)</w:t>
       </w:r>
     </w:p>
     <w:p>
@@ -2861,7 +2861,7 @@
           <w:sz w:val="24"/>
           <w:szCs w:val="24"/>
         </w:rPr>
-        <w:t xml:space="preserve">سجل شكاوى العملاء ونموذج شكوى العميل (PRS-SIK-01، FRM-SIK-01)</w:t>
+        <w:t xml:space="preserve">سجل شكاوى العملاء ونموذج شكوى العميل (EMS.QA.PRO.02.10، EMS.QA.FRM.10.01)</w:t>
       </w:r>
     </w:p>
     <w:p>
@@ -2882,7 +2882,7 @@
           <w:sz w:val="24"/>
           <w:szCs w:val="24"/>
         </w:rPr>
-        <w:t xml:space="preserve">تقارير 8D وسجلات تحليل السبب الجذري (FRM-SIK-02)؛ تعليمات تحليل السبب الجذري (TLM-SIK-02)</w:t>
+        <w:t xml:space="preserve">تقارير 8D وسجلات تحليل السبب الجذري (EMS.QA.FRM.10.02)؛ تعليمات تحليل السبب الجذري (EMS.QA.TL.02.07)</w:t>
       </w:r>
     </w:p>
     <w:p>
@@ -2903,7 +2903,7 @@
           <w:sz w:val="24"/>
           <w:szCs w:val="24"/>
         </w:rPr>
-        <w:t xml:space="preserve">نموذج إغلاق الشكوى (FRM-SIK-03)؛ تعليمات الرد على العميل والإغلاق (TLM-SIK-03)؛ تعليمات استلام الشكوى وتسجيلها (TLM-SIK-01)</w:t>
+        <w:t xml:space="preserve">نموذج إغلاق الشكوى (EMS.QA.FRM.10.03)؛ تعليمات الرد على العميل والإغلاق (EMS.QA.TL.02.07)؛ تعليمات استلام الشكوى وتسجيلها (EMS.QA.TL.02.07)</w:t>
       </w:r>
     </w:p>
     <w:p>
